--- a/pyq-memory/norcet9m_s4.docx
+++ b/pyq-memory/norcet9m_s4.docx
@@ -13,7 +13,7 @@
         <w:t xml:space="preserve">Question: </w:t>
       </w:r>
       <w:r>
-        <w:t>A community health nurse is conducting an awareness session on vaccine-preventable diseases. A participant asks whether herd immunity can provide protection against tetanus in unvaccinated individuals. What is the most accurate response the nurse should provide?   (CHN)</w:t>
+        <w:t>A nurse is assessing a patient newly diagnosed with schizophrenia. Which of the following is not considered a negative symptom of schizophrenia? (MHN)</w:t>
       </w:r>
     </w:p>
     <w:p>
@@ -26,7 +26,7 @@
           <w:i w:val="0"/>
           <w:sz w:val="21"/>
         </w:rPr>
-        <w:t xml:space="preserve">(a)  Herd immunity fully protects against tetanus in unvaccinated individuals </w:t>
+        <w:t xml:space="preserve">(a)  Apathy </w:t>
       </w:r>
     </w:p>
     <w:p>
@@ -39,7 +39,7 @@
           <w:i w:val="0"/>
           <w:sz w:val="21"/>
         </w:rPr>
-        <w:t>(b)  Herd immunity partially protects against tetanus due to community vaccination</w:t>
+        <w:t>(b)  Alogia</w:t>
       </w:r>
     </w:p>
     <w:p>
@@ -52,7 +52,7 @@
           <w:i w:val="0"/>
           <w:sz w:val="21"/>
         </w:rPr>
-        <w:t>(c)  Herd immunity does not protect against tetanus as it is not a contagious disease</w:t>
+        <w:t>(c)  Ambivalence</w:t>
       </w:r>
     </w:p>
     <w:p>
@@ -65,7 +65,7 @@
           <w:i w:val="0"/>
           <w:sz w:val="21"/>
         </w:rPr>
-        <w:t>(d)  Herd immunity protects only vaccinated individuals against tetanus</w:t>
+        <w:t xml:space="preserve">(d)  Anhedonia </w:t>
       </w:r>
     </w:p>
     <w:p>
@@ -117,7 +117,7 @@
         <w:t xml:space="preserve">🧠 Clinical Rationale: </w:t>
       </w:r>
       <w:r>
-        <w:t>HERD IMMUNITY does NOT protect against TETANUS because tetanus is NOT a person-to-person contagious disease — it is caused by Clostridium tetani spores in the environment entering wounds. Herd immunity only works for diseases transmitted between people (measles, polio). Individual vaccination is essential for tetanus.</w:t>
+        <w:t>The NEGATIVE SYMPTOMS of schizophrenia include ALGIA (poverty of speech), AVOLITION (apathy), ANHEDONIA (loss of pleasure), AFFECTIVE FLATTENING and SOCIAL WITHDRAWAL. AMBIVALENCE (holding opposing feelings simultaneously) is a Bleulerian FUNDAMENTAL symptom but is NOT classed among the negative symptoms — it is the keyed answer.</w:t>
       </w:r>
     </w:p>
     <w:p>
@@ -131,7 +131,7 @@
         <w:t xml:space="preserve">🔍 Key Clues: </w:t>
       </w:r>
       <w:r>
-        <w:t>Herd immunity = for contagious diseases; tetanus is environmental → no herd effect.</w:t>
+        <w:t>Negative symptoms: alogia, avolition/apathy, anhedonia, flat affect; ambivalence is not one.</w:t>
       </w:r>
     </w:p>
     <w:p>
@@ -145,7 +145,7 @@
         <w:t xml:space="preserve">🚨 Priority Principle: </w:t>
       </w:r>
       <w:r>
-        <w:t>Medication safety — the right drug, right dose, right route, right time and right patient — governs every administration decision.</w:t>
+        <w:t>Patient safety and dignity guide care — reduce risk, avoid confrontation and involve the patient.</w:t>
       </w:r>
     </w:p>
     <w:p>
@@ -159,7 +159,7 @@
         <w:t xml:space="preserve">❌ Why Not Other Options: </w:t>
       </w:r>
       <w:r>
-        <w:t>a — Tetanus is not prevented by herd immunity. | b — No partial herd protection — it is not contagious. | d — Even vaccinated individuals need the vaccine themselves.</w:t>
+        <w:t>a — Apathy (avolition) is a negative symptom. | b — Alogia (poverty of speech) is negative. | d — Anhedonia is negative.</w:t>
       </w:r>
     </w:p>
     <w:p>
@@ -174,7 +174,7 @@
         <w:t xml:space="preserve">⚠️ Exam Trap: </w:t>
       </w:r>
       <w:r>
-        <w:t>Herd immunity requires person-to-person transmission — tetanus (wound/soil) has none.</w:t>
+        <w:t>Negative = 'loss of normal function' (avolition, alogia, anhedonia); positive = hallucinations/delusions.</w:t>
       </w:r>
     </w:p>
     <w:p>
@@ -203,7 +203,7 @@
         <w:t xml:space="preserve">💎 PNC Pearl: </w:t>
       </w:r>
       <w:r>
-        <w:t>Herd immunity does not protect against tetanus.</w:t>
+        <w:t>Not a negative symptom: ambivalence.</w:t>
       </w:r>
     </w:p>
     <w:p>
@@ -230,7 +230,7 @@
         <w:t xml:space="preserve">Question: </w:t>
       </w:r>
       <w:r>
-        <w:t>A community health nurse is caring for a 4-year-old child presenting with prolonged fever, rash, and conjunctivitis. The physician suspects Kawasaki disease. Which type of blood vessels is primarily affected in this condition? (CHN)</w:t>
+        <w:t xml:space="preserve">The Anemia Mukt Bharat (AMB) program uses specific hemoglobin (Hb) cut-offs to define anemia for various population groups. For a pregnant woman in her second trimester, which of the following Hb levels represents the cut-off below which she is classified as anemic? (MHN) </w:t>
       </w:r>
     </w:p>
     <w:p>
@@ -243,7 +243,7 @@
           <w:i w:val="0"/>
           <w:sz w:val="21"/>
         </w:rPr>
-        <w:t xml:space="preserve">(a)  Large arteries </w:t>
+        <w:t>(a)  Hb&lt;11.0 g/dL</w:t>
       </w:r>
     </w:p>
     <w:p>
@@ -256,7 +256,7 @@
           <w:i w:val="0"/>
           <w:sz w:val="21"/>
         </w:rPr>
-        <w:t xml:space="preserve">(b)  Medium-sized arteries </w:t>
+        <w:t>(b)  Hb&lt;12.0 g/dL</w:t>
       </w:r>
     </w:p>
     <w:p>
@@ -269,7 +269,7 @@
           <w:i w:val="0"/>
           <w:sz w:val="21"/>
         </w:rPr>
-        <w:t xml:space="preserve">(c)  Small capillaries </w:t>
+        <w:t>(c)  Hb&lt;10.0 g/dL</w:t>
       </w:r>
     </w:p>
     <w:p>
@@ -282,7 +282,7 @@
           <w:i w:val="0"/>
           <w:sz w:val="21"/>
         </w:rPr>
-        <w:t xml:space="preserve">(d)  Veins </w:t>
+        <w:t xml:space="preserve">(d)  Hb&lt;13.0 g/dL </w:t>
       </w:r>
     </w:p>
     <w:p>
@@ -295,7 +295,7 @@
           <w:i w:val="0"/>
           <w:sz w:val="22"/>
         </w:rPr>
-        <w:t>Answer: b</w:t>
+        <w:t>Answer: a</w:t>
       </w:r>
     </w:p>
     <w:p>
@@ -320,7 +320,7 @@
           <w:b/>
           <w:color w:val="1E7B1E"/>
         </w:rPr>
-        <w:t>b</w:t>
+        <w:t>a</w:t>
       </w:r>
     </w:p>
     <w:p>
@@ -334,7 +334,7 @@
         <w:t xml:space="preserve">🧠 Clinical Rationale: </w:t>
       </w:r>
       <w:r>
-        <w:t>KAWASAKI DISEASE is a vasculitis of MEDIUM-SIZED ARTERIES — most importantly the CORONARY arteries, where aneurysms can develop. Large arteries (giant-cell arteritis), small capillaries (HSP) and veins are not the primary targets.</w:t>
+        <w:t>Under Anemia Mukt Bharat (WHO cut-offs), ANEMIA in PREGNANT women is defined as Hb &lt; 11.0 g/dL (all trimesters). Non-pregnant women and adolescent girls use &lt; 12.0 g/dL; men &lt; 13.0 g/dL. The keyed answer for the pregnant woman is Hb &lt; 11.0 g/dL.</w:t>
       </w:r>
     </w:p>
     <w:p>
@@ -348,7 +348,7 @@
         <w:t xml:space="preserve">🔍 Key Clues: </w:t>
       </w:r>
       <w:r>
-        <w:t>Kawasaki = medium-sized artery vasculitis (coronary aneurysm risk).</w:t>
+        <w:t>Anemia cut-off: pregnant women &lt; 11.0; non-pregnant women &lt; 12.0; men &lt; 13.0 g/dL.</w:t>
       </w:r>
     </w:p>
     <w:p>
@@ -362,7 +362,7 @@
         <w:t xml:space="preserve">🚨 Priority Principle: </w:t>
       </w:r>
       <w:r>
-        <w:t>Recall the core fact precisely, then apply it to the clinical context.</w:t>
+        <w:t>Mother-and-baby safety first — prevent complications before they occur and act promptly when they do.</w:t>
       </w:r>
     </w:p>
     <w:p>
@@ -376,7 +376,7 @@
         <w:t xml:space="preserve">❌ Why Not Other Options: </w:t>
       </w:r>
       <w:r>
-        <w:t>a — Large arteries are not the primary site. | c — Small capillaries = HSP-type vasculitis. | d — Veins are not the target.</w:t>
+        <w:t>b — 12.0 is the non-pregnant female cut-off. | c — 10.0 is too low (severe anaemia). | d — 13.0 is the male cut-off.</w:t>
       </w:r>
     </w:p>
     <w:p>
@@ -391,7 +391,7 @@
         <w:t xml:space="preserve">⚠️ Exam Trap: </w:t>
       </w:r>
       <w:r>
-        <w:t>Kawasaki + coronary aneurysms = the medium-artery complication to monitor (echo).</w:t>
+        <w:t>The WHO anaemia cut-offs: pregnant &lt; 11, women &lt; 12, men &lt; 13 g/dL — a classic MCQ.</w:t>
       </w:r>
     </w:p>
     <w:p>
@@ -420,7 +420,7 @@
         <w:t xml:space="preserve">💎 PNC Pearl: </w:t>
       </w:r>
       <w:r>
-        <w:t>Kawasaki disease: medium-sized arteries.</w:t>
+        <w:t>Pregnancy anaemia cut-off: Hb &lt; 11.0 g/dL.</w:t>
       </w:r>
     </w:p>
     <w:p>
@@ -447,7 +447,7 @@
         <w:t xml:space="preserve">Question: </w:t>
       </w:r>
       <w:r>
-        <w:t>A public health nurse is reviewing data on leading causes of mortality in India during a community health assessment. Among the infectious diseases, which condition is a significant contributor to mortality rates in the country? (CHN)</w:t>
+        <w:t>A 45-year-old client with a history of schizophrenia, whose symptoms have been well-controlled for 5 years on a stable dose of a typical antipsychotic, suddenly begins to exhibit involuntary, repetitive movements, including lip smacking and tongue protrusion. The nurse correctly identifies this as Tardive Dyskinesia (TD). What is the priority management strategy? (MHN)</w:t>
       </w:r>
     </w:p>
     <w:p>
@@ -460,7 +460,7 @@
           <w:i w:val="0"/>
           <w:sz w:val="21"/>
         </w:rPr>
-        <w:t xml:space="preserve">(a)  Malaria </w:t>
+        <w:t xml:space="preserve">(a)  Initiate treatment with Propranolol to control the motor movements. </w:t>
       </w:r>
     </w:p>
     <w:p>
@@ -473,7 +473,7 @@
           <w:i w:val="0"/>
           <w:sz w:val="21"/>
         </w:rPr>
-        <w:t xml:space="preserve">(b)  Tuberculosis </w:t>
+        <w:t xml:space="preserve">(b)  Immediately increase the dose of the current antipsychotic medication. </w:t>
       </w:r>
     </w:p>
     <w:p>
@@ -486,7 +486,7 @@
           <w:i w:val="0"/>
           <w:sz w:val="21"/>
         </w:rPr>
-        <w:t>(c)  Dengue fever</w:t>
+        <w:t>(c)  Substitute the current antipsychotic with Trihexyphenidyl for symptom control.</w:t>
       </w:r>
     </w:p>
     <w:p>
@@ -499,7 +499,7 @@
           <w:i w:val="0"/>
           <w:sz w:val="21"/>
         </w:rPr>
-        <w:t>(d)  Cholera</w:t>
+        <w:t>(d)  Discuss a plan to decrease the dose of the current antipsychotic or switch to an atypical agent.</w:t>
       </w:r>
     </w:p>
     <w:p>
@@ -512,7 +512,7 @@
           <w:i w:val="0"/>
           <w:sz w:val="22"/>
         </w:rPr>
-        <w:t>Answer: b</w:t>
+        <w:t>Answer: d</w:t>
       </w:r>
     </w:p>
     <w:p>
@@ -537,7 +537,7 @@
           <w:b/>
           <w:color w:val="1E7B1E"/>
         </w:rPr>
-        <w:t>b</w:t>
+        <w:t>d</w:t>
       </w:r>
     </w:p>
     <w:p>
@@ -551,7 +551,7 @@
         <w:t xml:space="preserve">🧠 Clinical Rationale: </w:t>
       </w:r>
       <w:r>
-        <w:t>TUBERCULOSIS is the leading INFECTIOUS cause of death in India — the country carries the world's largest TB burden, with over a million deaths annually attributable to TB (NTEP targets its elimination). Malaria, dengue and cholera contribute less to overall mortality.</w:t>
+        <w:t>TARDIVE DYSKINESIA (late involuntary orofacial movements after long-term typical antipsychotics) is managed by REDUCING the antipsychotic dose or SWITCHING to a second-generation (atypical) agent — often clozapine if severe — together with possible VMAT2 inhibitors. Increasing the dose worsens TD; propranolol is for akathisia; trihexyphenidyl (anticholinergic) can WORSEN TD.</w:t>
       </w:r>
     </w:p>
     <w:p>
@@ -565,7 +565,7 @@
         <w:t xml:space="preserve">🔍 Key Clues: </w:t>
       </w:r>
       <w:r>
-        <w:t>India's leading infectious killer = tuberculosis.</w:t>
+        <w:t>TD after long-term typical antipsychotic → dose reduction / switch to atypical.</w:t>
       </w:r>
     </w:p>
     <w:p>
@@ -579,7 +579,7 @@
         <w:t xml:space="preserve">🚨 Priority Principle: </w:t>
       </w:r>
       <w:r>
-        <w:t>Recall the core fact precisely, then apply it to the clinical context.</w:t>
+        <w:t>Patient safety and the ABC (airway, breathing, circulation) priorities come before diagnosis, documentation and non-urgent tasks.</w:t>
       </w:r>
     </w:p>
     <w:p>
@@ -593,7 +593,7 @@
         <w:t xml:space="preserve">❌ Why Not Other Options: </w:t>
       </w:r>
       <w:r>
-        <w:t>a — Malaria is a major burden but TB kills more. | c — Dengue mortality is lower. | d — Cholera is now uncommon.</w:t>
+        <w:t>a — Propranolol treats akathisia, not TD. | b — Increasing the dose worsens TD. | c — Anticholinergics may worsen TD.</w:t>
       </w:r>
     </w:p>
     <w:p>
@@ -608,7 +608,7 @@
         <w:t xml:space="preserve">⚠️ Exam Trap: </w:t>
       </w:r>
       <w:r>
-        <w:t>India: TB = #1 infectious killer; the NTEP aims for TB elimination by 2025.</w:t>
+        <w:t>TD is often irreversible — prevention (lowest effective dose, atypical agents) and early switch are key.</w:t>
       </w:r>
     </w:p>
     <w:p>
@@ -622,7 +622,7 @@
         <w:t xml:space="preserve">🩺 Clinical Thinking: </w:t>
       </w:r>
       <w:r>
-        <w:t>Recall (the key fact) → Connect (related high-yield facts) → Apply (exam context).</w:t>
+        <w:t>Identify (the problem) → Stabilize (ABC / patient safety) → Reassess (response) → Document (findings).</w:t>
       </w:r>
     </w:p>
     <w:p>
@@ -637,7 +637,7 @@
         <w:t xml:space="preserve">💎 PNC Pearl: </w:t>
       </w:r>
       <w:r>
-        <w:t>Leading infectious mortality in India: TB.</w:t>
+        <w:t>Tardive dyskinesia: reduce dose or switch to atypical antipsychotic.</w:t>
       </w:r>
     </w:p>
     <w:p>
@@ -664,7 +664,7 @@
         <w:t xml:space="preserve">Question: </w:t>
       </w:r>
       <w:r>
-        <w:t>A 60-year-old female beneficiary under the Pradhan Mantri Jan Arogya Yojana (PM-JAY) presents to the emergency department with severe abdominal pain requiring hospitalization for surgery. The nurse verifies the patient's eligibility for cashless treatment. What is the annual coverage limit provided by PM-JAY for this beneficiary's family? (CHN)</w:t>
+        <w:t xml:space="preserve">A psychiatric nurse is assessing a 38-year-old patient who believes that his neighbors are plotting to harm him and are constantly monitoring his activities. The nurse identifies this as a specific type of delusion. Which term best describes this patient's belief? (MHN) </w:t>
       </w:r>
     </w:p>
     <w:p>
@@ -677,7 +677,7 @@
           <w:i w:val="0"/>
           <w:sz w:val="21"/>
         </w:rPr>
-        <w:t>(a)  Rs. 1 lakh per family per year</w:t>
+        <w:t>(a)  Delusion of grandeur</w:t>
       </w:r>
     </w:p>
     <w:p>
@@ -690,7 +690,7 @@
           <w:i w:val="0"/>
           <w:sz w:val="21"/>
         </w:rPr>
-        <w:t xml:space="preserve">(b)  Rs. 3 lakhs per family per year </w:t>
+        <w:t>(b)  Delusion of persecution</w:t>
       </w:r>
     </w:p>
     <w:p>
@@ -703,7 +703,7 @@
           <w:i w:val="0"/>
           <w:sz w:val="21"/>
         </w:rPr>
-        <w:t>(c)  Rs. 5 lakhs per family per year</w:t>
+        <w:t>(c)  Delusion of reference</w:t>
       </w:r>
     </w:p>
     <w:p>
@@ -716,7 +716,7 @@
           <w:i w:val="0"/>
           <w:sz w:val="21"/>
         </w:rPr>
-        <w:t>(d)  Rs. 10 lakhs per family per year</w:t>
+        <w:t>(d)  Delusion of control</w:t>
       </w:r>
     </w:p>
     <w:p>
@@ -729,7 +729,7 @@
           <w:i w:val="0"/>
           <w:sz w:val="22"/>
         </w:rPr>
-        <w:t>Answer: c</w:t>
+        <w:t>Answer: b</w:t>
       </w:r>
     </w:p>
     <w:p>
@@ -754,7 +754,7 @@
           <w:b/>
           <w:color w:val="1E7B1E"/>
         </w:rPr>
-        <w:t>c</w:t>
+        <w:t>b</w:t>
       </w:r>
     </w:p>
     <w:p>
@@ -768,7 +768,7 @@
         <w:t xml:space="preserve">🧠 Clinical Rationale: </w:t>
       </w:r>
       <w:r>
-        <w:t>PM-JAY (Ayushman Bharat) provides CASHLESS HEALTH INSURANCE of RS. 5 LAKH PER FAMILY PER YEAR for secondary and tertiary hospitalisation to ~10 crore poor families (bottom 40%). It covers pre-existing diseases from day one.</w:t>
+        <w:t>Believing that OTHERS ARE PLOTTING TO HARM or monitor him is a DELUSION OF PERSECUTION — the most common delusion type (being harmed, spied on, conspired against). Grandeur = inflated power/wealth; reference = neutral events refer to the patient; control = external forces control one's thoughts/body.</w:t>
       </w:r>
     </w:p>
     <w:p>
@@ -782,7 +782,7 @@
         <w:t xml:space="preserve">🔍 Key Clues: </w:t>
       </w:r>
       <w:r>
-        <w:t>PM-JAY: Rs. 5 lakh/family/year cashless coverage.</w:t>
+        <w:t>Being plotted against/harmed/monitored = persecutory delusion.</w:t>
       </w:r>
     </w:p>
     <w:p>
@@ -796,7 +796,7 @@
         <w:t xml:space="preserve">🚨 Priority Principle: </w:t>
       </w:r>
       <w:r>
-        <w:t>Patient safety and the ABC (airway, breathing, circulation) priorities come before diagnosis, documentation and non-urgent tasks.</w:t>
+        <w:t>Patient safety and dignity guide care — reduce risk, avoid confrontation and involve the patient.</w:t>
       </w:r>
     </w:p>
     <w:p>
@@ -810,7 +810,7 @@
         <w:t xml:space="preserve">❌ Why Not Other Options: </w:t>
       </w:r>
       <w:r>
-        <w:t>a — 1 lakh is too low. | b — 3 lakhs is not the limit. | d — 10 lakhs is not the PM-JAY limit.</w:t>
+        <w:t>a — Grandeur = false beliefs of greatness. | c — Reference = neutral events have personal meaning. | d — Control = thoughts/actions controlled externally.</w:t>
       </w:r>
     </w:p>
     <w:p>
@@ -825,7 +825,7 @@
         <w:t xml:space="preserve">⚠️ Exam Trap: </w:t>
       </w:r>
       <w:r>
-        <w:t>Ayushman Bharat: ₹5 lakh per family per year — the headline number.</w:t>
+        <w:t>Match delusion content: harm = persecutory; special powers = grandiose; TV talks about me = reference.</w:t>
       </w:r>
     </w:p>
     <w:p>
@@ -839,7 +839,7 @@
         <w:t xml:space="preserve">🩺 Clinical Thinking: </w:t>
       </w:r>
       <w:r>
-        <w:t>Identify (the problem) → Stabilize (ABC / patient safety) → Reassess (response) → Document (findings).</w:t>
+        <w:t>Recall (the key fact) → Connect (related high-yield facts) → Apply (exam context).</w:t>
       </w:r>
     </w:p>
     <w:p>
@@ -854,7 +854,7 @@
         <w:t xml:space="preserve">💎 PNC Pearl: </w:t>
       </w:r>
       <w:r>
-        <w:t>PM-JAY coverage: Rs. 5 lakh/family/year.</w:t>
+        <w:t>Neighbours plotting harm = delusion of persecution.</w:t>
       </w:r>
     </w:p>
     <w:p>
@@ -881,7 +881,21 @@
         <w:t xml:space="preserve">Question: </w:t>
       </w:r>
       <w:r>
-        <w:t>A community health nurse is organizing a nutrition awareness camp under the Poshan Abhiyaan to address malnutrition in children and women. Which ministry is primarily responsible for implementing this national program? (CHN)</w:t>
+        <w:t>Identify the below given image: (Pediatrics)</w:t>
+      </w:r>
+    </w:p>
+    <w:p>
+      <w:pPr>
+        <w:spacing w:after="40" w:before="0"/>
+      </w:pPr>
+      <w:r>
+        <w:rPr>
+          <w:b w:val="0"/>
+          <w:i/>
+          <w:color w:val="B45F06"/>
+          <w:sz w:val="20"/>
+        </w:rPr>
+        <w:t>[ IMAGE: N9-M96 — image in the Image Bank, to be inserted ]</w:t>
       </w:r>
     </w:p>
     <w:p>
@@ -894,7 +908,7 @@
           <w:i w:val="0"/>
           <w:sz w:val="21"/>
         </w:rPr>
-        <w:t>(a)  Ministry of Health and Family Welfare</w:t>
+        <w:t>(a)  Haberman feeder</w:t>
       </w:r>
     </w:p>
     <w:p>
@@ -907,7 +921,7 @@
           <w:i w:val="0"/>
           <w:sz w:val="21"/>
         </w:rPr>
-        <w:t>(b)  Ministry of Women and Child Development</w:t>
+        <w:t>(b)  Pigeon bottle</w:t>
       </w:r>
     </w:p>
     <w:p>
@@ -920,7 +934,7 @@
           <w:i w:val="0"/>
           <w:sz w:val="21"/>
         </w:rPr>
-        <w:t>(c)  Ministry of Education</w:t>
+        <w:t>(c)  Cleft lip/palate nurser</w:t>
       </w:r>
     </w:p>
     <w:p>
@@ -933,7 +947,7 @@
           <w:i w:val="0"/>
           <w:sz w:val="21"/>
         </w:rPr>
-        <w:t xml:space="preserve">(d)  Ministry of Rural Development </w:t>
+        <w:t>(d)  Both a and b</w:t>
       </w:r>
     </w:p>
     <w:p>
@@ -946,7 +960,7 @@
           <w:i w:val="0"/>
           <w:sz w:val="22"/>
         </w:rPr>
-        <w:t>Answer: b</w:t>
+        <w:t>Answer: a</w:t>
       </w:r>
     </w:p>
     <w:p>
@@ -971,7 +985,7 @@
           <w:b/>
           <w:color w:val="1E7B1E"/>
         </w:rPr>
-        <w:t>b</w:t>
+        <w:t>a</w:t>
       </w:r>
     </w:p>
     <w:p>
@@ -985,7 +999,7 @@
         <w:t xml:space="preserve">🧠 Clinical Rationale: </w:t>
       </w:r>
       <w:r>
-        <w:t>POSHAN ABHIYAAN (National Nutrition Mission) is implemented primarily by the MINISTRY OF WOMEN AND CHILD DEVELOPMENT (with ICDS/Anganwadi infrastructure), in convergence with health and other ministries. Health and Family Welfare supports it, but the lead ministry is Women and Child Development.</w:t>
+        <w:t>Per the image and the printed key, the device shown is a HABERMAN FEEDER — a specialised feeding bottle with a one-way valve and adjustable flow, used to feed babies with CLEFT LIP/PALATE, feeding difficulties or prematurity. A 'pigeon bottle' is a term for special cleft nursers; the keyed answer is the Haberman feeder.</w:t>
       </w:r>
     </w:p>
     <w:p>
@@ -999,7 +1013,7 @@
         <w:t xml:space="preserve">🔍 Key Clues: </w:t>
       </w:r>
       <w:r>
-        <w:t>Poshan Abhiyaan = Ministry of Women and Child Development (ICDS).</w:t>
+        <w:t>Valved feeding bottle for cleft lip/palate infants = Haberman feeder.</w:t>
       </w:r>
     </w:p>
     <w:p>
@@ -1027,7 +1041,7 @@
         <w:t xml:space="preserve">❌ Why Not Other Options: </w:t>
       </w:r>
       <w:r>
-        <w:t>a — MoHFW supports but does not lead Poshan Abhiyaan. | c — Education ministry is not the lead. | d — Rural Development is not the lead.</w:t>
+        <w:t>b — Pigeon bottle is a generic cleft nurser term. | c — Cleft lip/palate nurser is a description, not the specific device. | d — Haberman is the single keyed answer.</w:t>
       </w:r>
     </w:p>
     <w:p>
@@ -1042,7 +1056,7 @@
         <w:t xml:space="preserve">⚠️ Exam Trap: </w:t>
       </w:r>
       <w:r>
-        <w:t>Poshan Abhiyaan → WCD Ministry (Anganwadi); NRHM → Health Ministry.</w:t>
+        <w:t>Haberman feeder: one-way valve + flow control for cleft-fed babies.</w:t>
       </w:r>
     </w:p>
     <w:p>
@@ -1071,7 +1085,7 @@
         <w:t xml:space="preserve">💎 PNC Pearl: </w:t>
       </w:r>
       <w:r>
-        <w:t>Poshan Abhiyaan: Ministry of Women and Child Development.</w:t>
+        <w:t>Haberman feeder: cleft lip/palate feeding.</w:t>
       </w:r>
     </w:p>
     <w:p>
@@ -1098,7 +1112,7 @@
         <w:t xml:space="preserve">Question: </w:t>
       </w:r>
       <w:r>
-        <w:t>A community health nurse is counseling a pregnant woman in a rural area about the benefits of institutional delivery under the Janani Shishu Suraksha Yojana (JSSY). What is the primary objective of this program? (CHN)</w:t>
+        <w:t>What is the full form of INAP? (Pediatrics)</w:t>
       </w:r>
     </w:p>
     <w:p>
@@ -1111,7 +1125,7 @@
           <w:i w:val="0"/>
           <w:sz w:val="21"/>
         </w:rPr>
-        <w:t xml:space="preserve">(a)  Provide free postnatal care only  </w:t>
+        <w:t>(a)  India Newborn Action Plan</w:t>
       </w:r>
     </w:p>
     <w:p>
@@ -1124,7 +1138,7 @@
           <w:i w:val="0"/>
           <w:sz w:val="21"/>
         </w:rPr>
-        <w:t>(b)  Promote institutional delivery and ensure free maternal and newborn care</w:t>
+        <w:t>(b)  India Neonatal Action Plan</w:t>
       </w:r>
     </w:p>
     <w:p>
@@ -1137,7 +1151,7 @@
           <w:i w:val="0"/>
           <w:sz w:val="21"/>
         </w:rPr>
-        <w:t xml:space="preserve">(c)  Offer financial assistance for home deliveries </w:t>
+        <w:t>(c)  India Newborn Active Plan</w:t>
       </w:r>
     </w:p>
     <w:p>
@@ -1150,7 +1164,7 @@
           <w:i w:val="0"/>
           <w:sz w:val="21"/>
         </w:rPr>
-        <w:t>(d)  Provide nutritional supplements to pregnant women</w:t>
+        <w:t>(d)  India Neonatal Active Plan</w:t>
       </w:r>
     </w:p>
     <w:p>
@@ -1163,7 +1177,7 @@
           <w:i w:val="0"/>
           <w:sz w:val="22"/>
         </w:rPr>
-        <w:t>Answer: b</w:t>
+        <w:t>Answer: a</w:t>
       </w:r>
     </w:p>
     <w:p>
@@ -1188,7 +1202,7 @@
           <w:b/>
           <w:color w:val="1E7B1E"/>
         </w:rPr>
-        <w:t>b</w:t>
+        <w:t>a</w:t>
       </w:r>
     </w:p>
     <w:p>
@@ -1202,7 +1216,7 @@
         <w:t xml:space="preserve">🧠 Clinical Rationale: </w:t>
       </w:r>
       <w:r>
-        <w:t>JANANI SHISHU SURAKSHA YOJANA (JSSY) promotes INSTITUTIONAL DELIVERY by guaranteeing FREE MATERNAL AND NEWBORN CARE — free delivery, drugs, diagnostics, diet and transport for the mother and sick newborn up to 30 days. It is the cashless maternal-health entitlement scheme (Janani Suraksha Yojana gives the cash incentive; JSSY the free care).</w:t>
+        <w:t>INAP stands for INDIA NEWBORN ACTION PLAN — launched in 2014 by the Ministry of Health to end preventable newborn deaths and stillbirths, with the goal of single-digit neonatal mortality rate by 2030. It aligns with the global Every Newborn Action Plan.</w:t>
       </w:r>
     </w:p>
     <w:p>
@@ -1216,7 +1230,7 @@
         <w:t xml:space="preserve">🔍 Key Clues: </w:t>
       </w:r>
       <w:r>
-        <w:t>JSSY = free maternal + newborn care for institutional delivery.</w:t>
+        <w:t>INAP = India Newborn Action Plan (2014).</w:t>
       </w:r>
     </w:p>
     <w:p>
@@ -1230,7 +1244,7 @@
         <w:t xml:space="preserve">🚨 Priority Principle: </w:t>
       </w:r>
       <w:r>
-        <w:t>Mother-and-baby safety first — prevent complications before they occur and act promptly when they do.</w:t>
+        <w:t>Recall the core fact precisely, then apply it to the clinical context.</w:t>
       </w:r>
     </w:p>
     <w:p>
@@ -1244,7 +1258,7 @@
         <w:t xml:space="preserve">❌ Why Not Other Options: </w:t>
       </w:r>
       <w:r>
-        <w:t>a — It covers more than postnatal care. | c — It does not fund home deliveries. | d — Nutrition supplements are ICDS, not JSSY.</w:t>
+        <w:t>b — 'Neonatal' is not the INAP word. | c — 'Active' is not in the name. | d — Wrong wording.</w:t>
       </w:r>
     </w:p>
     <w:p>
@@ -1259,7 +1273,7 @@
         <w:t xml:space="preserve">⚠️ Exam Trap: </w:t>
       </w:r>
       <w:r>
-        <w:t>JSY = cash incentive; JSSY/JSSK = free care for mother + newborn — don't mix the two schemes.</w:t>
+        <w:t>INAP (India Newborn Action Plan, 2014) → single-digit NMR by 2030.</w:t>
       </w:r>
     </w:p>
     <w:p>
@@ -1288,7 +1302,7 @@
         <w:t xml:space="preserve">💎 PNC Pearl: </w:t>
       </w:r>
       <w:r>
-        <w:t>JSSY: free maternal and newborn care at institutions.</w:t>
+        <w:t>INAP: India Newborn Action Plan.</w:t>
       </w:r>
     </w:p>
     <w:p>
@@ -1315,7 +1329,7 @@
         <w:t xml:space="preserve">Question: </w:t>
       </w:r>
       <w:r>
-        <w:t>A community health nurse is educating parents about the BCG vaccine administered to newborn to prevent tuberculosis. The nurse explains when the immune response to the vaccine is typically assessed. What is the recommended time frame to check for a response to the BCG vaccine?  (CHN)</w:t>
+        <w:t>Boot shaped heart is seen in: (Pediatrics)</w:t>
       </w:r>
     </w:p>
     <w:p>
@@ -1328,7 +1342,7 @@
           <w:i w:val="0"/>
           <w:sz w:val="21"/>
         </w:rPr>
-        <w:t xml:space="preserve">(a)  2-4 weeks </w:t>
+        <w:t>(a)  Tricuspid atresia</w:t>
       </w:r>
     </w:p>
     <w:p>
@@ -1341,7 +1355,7 @@
           <w:i w:val="0"/>
           <w:sz w:val="21"/>
         </w:rPr>
-        <w:t xml:space="preserve">(b)  4-6 weeks </w:t>
+        <w:t>(b)  Tetralogy of Fallot</w:t>
       </w:r>
     </w:p>
     <w:p>
@@ -1354,7 +1368,7 @@
           <w:i w:val="0"/>
           <w:sz w:val="21"/>
         </w:rPr>
-        <w:t>(c)  8-10 weeks</w:t>
+        <w:t>(c)  Truncus arteriosus</w:t>
       </w:r>
     </w:p>
     <w:p>
@@ -1367,7 +1381,7 @@
           <w:i w:val="0"/>
           <w:sz w:val="21"/>
         </w:rPr>
-        <w:t>(d)  12-14 weeks</w:t>
+        <w:t>(d)  Total anomalous pulmonary venous return</w:t>
       </w:r>
     </w:p>
     <w:p>
@@ -1380,7 +1394,7 @@
           <w:i w:val="0"/>
           <w:sz w:val="22"/>
         </w:rPr>
-        <w:t>Answer: c</w:t>
+        <w:t>Answer: b</w:t>
       </w:r>
     </w:p>
     <w:p>
@@ -1405,7 +1419,7 @@
           <w:b/>
           <w:color w:val="1E7B1E"/>
         </w:rPr>
-        <w:t>c</w:t>
+        <w:t>b</w:t>
       </w:r>
     </w:p>
     <w:p>
@@ -1419,7 +1433,7 @@
         <w:t xml:space="preserve">🧠 Clinical Rationale: </w:t>
       </w:r>
       <w:r>
-        <w:t>The response to the BCG vaccine (development of a scar / tuberculin conversion) is typically assessed at 8-10 WEEKS after vaccination — a local scar or positive tuberculin reaction confirms the immune response. This is the keyed time frame for checking the BCG response.</w:t>
+        <w:t>A 'BOOT-SHAPED' HEART (coeur en sabot) on chest X-ray is the classic appearance of TETRALOGY OF FALLOT — caused by right ventricular hypertrophy (boot toe) with the upturned apex and a concave pulmonary bay from pulmonary stenosis. Tricuspid atresia gives a rounded heart; truncus arteriosus may be normal/enlarged.</w:t>
       </w:r>
     </w:p>
     <w:p>
@@ -1433,7 +1447,7 @@
         <w:t xml:space="preserve">🔍 Key Clues: </w:t>
       </w:r>
       <w:r>
-        <w:t>BCG response (scar/tuberculin conversion) checked at 8-10 weeks.</w:t>
+        <w:t>Boot-shaped heart = Tetralogy of Fallot (RVH + pulmonary bay).</w:t>
       </w:r>
     </w:p>
     <w:p>
@@ -1447,7 +1461,7 @@
         <w:t xml:space="preserve">🚨 Priority Principle: </w:t>
       </w:r>
       <w:r>
-        <w:t>Medication safety — the right drug, right dose, right route, right time and right patient — governs every administration decision.</w:t>
+        <w:t>Recall the core fact precisely, then apply it to the clinical context.</w:t>
       </w:r>
     </w:p>
     <w:p>
@@ -1461,7 +1475,7 @@
         <w:t xml:space="preserve">❌ Why Not Other Options: </w:t>
       </w:r>
       <w:r>
-        <w:t>a — 2-4 weeks is too early. | b — 4-6 weeks is earlier than recommended. | d — 12-14 weeks is late.</w:t>
+        <w:t>a — Tricuspid atresia = enlarged rounded heart. | c — Truncus arteriosus = prominent pulmonary arteries. | d — TAPVR = snowman/egg-shaped heart.</w:t>
       </w:r>
     </w:p>
     <w:p>
@@ -1476,7 +1490,7 @@
         <w:t xml:space="preserve">⚠️ Exam Trap: </w:t>
       </w:r>
       <w:r>
-        <w:t>BCG: intradermal at birth; response/scar assessed at 8-10 weeks.</w:t>
+        <w:t>X-ray shapes: TOF = boot; TAPVR = snowman/egg; transposition = egg-on-side.</w:t>
       </w:r>
     </w:p>
     <w:p>
@@ -1505,7 +1519,7 @@
         <w:t xml:space="preserve">💎 PNC Pearl: </w:t>
       </w:r>
       <w:r>
-        <w:t>BCG response check: 8-10 weeks.</w:t>
+        <w:t>Boot-shaped heart: Tetralogy of Fallot.</w:t>
       </w:r>
     </w:p>
     <w:p>
@@ -1532,7 +1546,7 @@
         <w:t xml:space="preserve">Question: </w:t>
       </w:r>
       <w:r>
-        <w:t>A community health nurse is conducting a survey to assess the burden of illness in a rural community for planning health interventions. Which epidemiological measure is most appropriate to determine the proportion of the population affected by a specific disease at a given time? (CHN)</w:t>
+        <w:t>A baby with eczema is prescribed a topical corticosteroid by the physician. What advice should be given to the parent? (Pediatrics)</w:t>
       </w:r>
     </w:p>
     <w:p>
@@ -1545,7 +1559,7 @@
           <w:i w:val="0"/>
           <w:sz w:val="21"/>
         </w:rPr>
-        <w:t>(a)  Incidence rate</w:t>
+        <w:t>(a)  Apply at the night time to reduce the systemic absorption</w:t>
       </w:r>
     </w:p>
     <w:p>
@@ -1558,7 +1572,7 @@
           <w:i w:val="0"/>
           <w:sz w:val="21"/>
         </w:rPr>
-        <w:t>(b)  Prevalence</w:t>
+        <w:t>(b)  Gastric irritation occurs when the hands are put in the mouth</w:t>
       </w:r>
     </w:p>
     <w:p>
@@ -1571,7 +1585,7 @@
           <w:i w:val="0"/>
           <w:sz w:val="21"/>
         </w:rPr>
-        <w:t>(c)  Mortality rate</w:t>
+        <w:t>(c)  It causes the hair growth at the site of application</w:t>
       </w:r>
     </w:p>
     <w:p>
@@ -1584,7 +1598,7 @@
           <w:i w:val="0"/>
           <w:sz w:val="21"/>
         </w:rPr>
-        <w:t>(d)  Attack rate</w:t>
+        <w:t>(d)  Apply a thin layer only on the affected area and avoid prolonged use</w:t>
       </w:r>
     </w:p>
     <w:p>
@@ -1597,7 +1611,7 @@
           <w:i w:val="0"/>
           <w:sz w:val="22"/>
         </w:rPr>
-        <w:t>Answer: b</w:t>
+        <w:t>Answer: d</w:t>
       </w:r>
     </w:p>
     <w:p>
@@ -1622,7 +1636,7 @@
           <w:b/>
           <w:color w:val="1E7B1E"/>
         </w:rPr>
-        <w:t>b</w:t>
+        <w:t>d</w:t>
       </w:r>
     </w:p>
     <w:p>
@@ -1636,7 +1650,7 @@
         <w:t xml:space="preserve">🧠 Clinical Rationale: </w:t>
       </w:r>
       <w:r>
-        <w:t>PREVALENCE measures the PROPORTION of a population AFFECTED BY A DISEASE AT A GIVEN TIME (existing cases) — it reflects the disease burden in the community, ideal for planning services. INCIDENCE counts NEW cases over a period (measures risk); mortality rate counts deaths; attack rate is incidence in an exposed group during an outbreak.</w:t>
+        <w:t>TOPICAL CORTICOSTEROIDS for eczema should be applied in a THIN LAYER ONLY ON THE AFFECTED AREA, with AVOIDANCE OF PROLONGED USE — this minimises systemic absorption and side effects (skin thinning, striae). Parents are taught to use the correct potency, apply sparingly, and taper as the rash resolves.</w:t>
       </w:r>
     </w:p>
     <w:p>
@@ -1650,7 +1664,7 @@
         <w:t xml:space="preserve">🔍 Key Clues: </w:t>
       </w:r>
       <w:r>
-        <w:t>Proportion affected at a given time = prevalence (existing cases).</w:t>
+        <w:t>Topical steroid: thin layer on affected areas only; avoid prolonged use.</w:t>
       </w:r>
     </w:p>
     <w:p>
@@ -1664,7 +1678,7 @@
         <w:t xml:space="preserve">🚨 Priority Principle: </w:t>
       </w:r>
       <w:r>
-        <w:t>Recall the core fact precisely, then apply it to the clinical context.</w:t>
+        <w:t>Medication safety — the right drug, right dose, right route, right time and right patient — governs every administration decision.</w:t>
       </w:r>
     </w:p>
     <w:p>
@@ -1678,7 +1692,7 @@
         <w:t xml:space="preserve">❌ Why Not Other Options: </w:t>
       </w:r>
       <w:r>
-        <w:t>a — Incidence = new cases over time. | c — Mortality = deaths. | d — Attack rate = outbreak-specific incidence.</w:t>
+        <w:t>a — Night application does not reduce absorption. | b — GI irritation is not the topical concern. | c — Hair growth can occur but is not the key advice.</w:t>
       </w:r>
     </w:p>
     <w:p>
@@ -1693,7 +1707,7 @@
         <w:t xml:space="preserve">⚠️ Exam Trap: </w:t>
       </w:r>
       <w:r>
-        <w:t>Prevalence = 'all cases now' (burden); incidence = 'new cases' (risk) — the classic distinction.</w:t>
+        <w:t>Topical steroids: 'apply thin, apply to lesions only, stop when clear' — teach parents the rule.</w:t>
       </w:r>
     </w:p>
     <w:p>
@@ -1722,7 +1736,7 @@
         <w:t xml:space="preserve">💎 PNC Pearl: </w:t>
       </w:r>
       <w:r>
-        <w:t>Burden at a given time: prevalence.</w:t>
+        <w:t>Topical steroid for eczema: thin layer, affected area only, short course.</w:t>
       </w:r>
     </w:p>
     <w:p>
@@ -1749,7 +1763,7 @@
         <w:t xml:space="preserve">Question: </w:t>
       </w:r>
       <w:r>
-        <w:t xml:space="preserve">A public health nurse is educating a group of nursing students about the characteristics of killed vaccines during a vaccination drive. One student asks whether killed vaccines require booster doses. Which statement is true regarding killed vaccines? (CHN) </w:t>
+        <w:t>In NICU which respiratory distress assessment score is used? (Pediatrics)</w:t>
       </w:r>
     </w:p>
     <w:p>
@@ -1762,7 +1776,7 @@
           <w:i w:val="0"/>
           <w:sz w:val="21"/>
         </w:rPr>
-        <w:t xml:space="preserve">(a)  Killed vaccines never require booster doses   </w:t>
+        <w:t>(a)  Silverman Anderson score</w:t>
       </w:r>
     </w:p>
     <w:p>
@@ -1775,7 +1789,7 @@
           <w:i w:val="0"/>
           <w:sz w:val="21"/>
         </w:rPr>
-        <w:t>(b)  Killed vaccines typically require booster doses to maintain immunity</w:t>
+        <w:t>(b)  Downs score</w:t>
       </w:r>
     </w:p>
     <w:p>
@@ -1788,7 +1802,7 @@
           <w:i w:val="0"/>
           <w:sz w:val="21"/>
         </w:rPr>
-        <w:t>(c)  Killed vaccines provide lifelong immunity without boosters</w:t>
+        <w:t>(c)  Both a and b</w:t>
       </w:r>
     </w:p>
     <w:p>
@@ -1801,7 +1815,7 @@
           <w:i w:val="0"/>
           <w:sz w:val="21"/>
         </w:rPr>
-        <w:t xml:space="preserve">(d)  Killed vaccines are only effective with a single dose </w:t>
+        <w:t>(d)  Only a</w:t>
       </w:r>
     </w:p>
     <w:p>
@@ -1814,7 +1828,7 @@
           <w:i w:val="0"/>
           <w:sz w:val="22"/>
         </w:rPr>
-        <w:t>Answer: b</w:t>
+        <w:t>Answer: c</w:t>
       </w:r>
     </w:p>
     <w:p>
@@ -1839,7 +1853,7 @@
           <w:b/>
           <w:color w:val="1E7B1E"/>
         </w:rPr>
-        <w:t>b</w:t>
+        <w:t>c</w:t>
       </w:r>
     </w:p>
     <w:p>
@@ -1853,7 +1867,7 @@
         <w:t xml:space="preserve">🧠 Clinical Rationale: </w:t>
       </w:r>
       <w:r>
-        <w:t>KILLED (INACTIVATED) VACCINES produce a weaker immune response than live vaccines and TYPICALLY REQUIRE BOOSTER DOSES to maintain protective immunity (e.g., IPV, hepatitis B, tetanus toxoid, rabies). Live attenuated vaccines generally give longer-lasting immunity with fewer boosters.</w:t>
+        <w:t>In the NICU both the SILVERMAN-ANDERSON SCORE (neonatal respiratory distress: chest movement, intercostal retractions, xiphoid retractions, nasal flaring, expiratory grunt) AND THE DOWNS SCORE are used to assess respiratory distress severity — hence BOTH (a) and (b) is the keyed answer.</w:t>
       </w:r>
     </w:p>
     <w:p>
@@ -1867,7 +1881,7 @@
         <w:t xml:space="preserve">🔍 Key Clues: </w:t>
       </w:r>
       <w:r>
-        <w:t>Killed vaccines → weaker response → boosters needed.</w:t>
+        <w:t>NICU RDS scores: Silverman-Anderson and Downs — both are used.</w:t>
       </w:r>
     </w:p>
     <w:p>
@@ -1881,7 +1895,7 @@
         <w:t xml:space="preserve">🚨 Priority Principle: </w:t>
       </w:r>
       <w:r>
-        <w:t>Medication safety — the right drug, right dose, right route, right time and right patient — governs every administration decision.</w:t>
+        <w:t>Recall the core fact precisely, then apply it to the clinical context.</w:t>
       </w:r>
     </w:p>
     <w:p>
@@ -1895,7 +1909,7 @@
         <w:t xml:space="preserve">❌ Why Not Other Options: </w:t>
       </w:r>
       <w:r>
-        <w:t>a — Killed vaccines do require boosters. | c — Lifelong immunity without boosters is a live-vaccine feature. | d — Multiple doses + boosters are the norm.</w:t>
+        <w:t>a — Silverman-Anderson is used but not alone. | b — Downs is used but not alone. | d — Not 'only a' — Downs is also used.</w:t>
       </w:r>
     </w:p>
     <w:p>
@@ -1910,7 +1924,7 @@
         <w:t xml:space="preserve">⚠️ Exam Trap: </w:t>
       </w:r>
       <w:r>
-        <w:t>Live = strong/long immunity; killed = weaker → boosters — the general rule.</w:t>
+        <w:t>Silverman-Anderson = the classic neonatal RDS score; Downs = the respiratory scoring tool — know both.</w:t>
       </w:r>
     </w:p>
     <w:p>
@@ -1939,7 +1953,7 @@
         <w:t xml:space="preserve">💎 PNC Pearl: </w:t>
       </w:r>
       <w:r>
-        <w:t>Killed vaccines: booster doses required.</w:t>
+        <w:t>NICU respiratory distress scores: Silverman-Anderson + Downs.</w:t>
       </w:r>
     </w:p>
     <w:p>
@@ -1966,7 +1980,7 @@
         <w:t xml:space="preserve">Question: </w:t>
       </w:r>
       <w:r>
-        <w:t>A community health nurse is analyzing the demographic profile of a rural population during a health planning session. The age-sex pyramid shows a narrow top and a wide base. What does this demographic pattern indicate about the population? (CHN)</w:t>
+        <w:t>A nurse is assessing a child suspected of having increased intracranial pressure (ICP). Which of the following is an early sign of increased ICP in children? (Pediatrics)</w:t>
       </w:r>
     </w:p>
     <w:p>
@@ -1979,7 +1993,7 @@
           <w:i w:val="0"/>
           <w:sz w:val="21"/>
         </w:rPr>
-        <w:t xml:space="preserve">(a)  Low birth rate and low death rate </w:t>
+        <w:t>(a)  Altered level of consciousness</w:t>
       </w:r>
     </w:p>
     <w:p>
@@ -1992,7 +2006,7 @@
           <w:i w:val="0"/>
           <w:sz w:val="21"/>
         </w:rPr>
-        <w:t>(b)  High birth rate and high death rate</w:t>
+        <w:t>(b)  Headache</w:t>
       </w:r>
     </w:p>
     <w:p>
@@ -2005,7 +2019,7 @@
           <w:i w:val="0"/>
           <w:sz w:val="21"/>
         </w:rPr>
-        <w:t>(c)  Low birth rate and high death rate</w:t>
+        <w:t>(c)  Nausea and vomiting</w:t>
       </w:r>
     </w:p>
     <w:p>
@@ -2018,7 +2032,7 @@
           <w:i w:val="0"/>
           <w:sz w:val="21"/>
         </w:rPr>
-        <w:t>(d)  High birth rate and low death rate</w:t>
+        <w:t xml:space="preserve">(d)  Seizures </w:t>
       </w:r>
     </w:p>
     <w:p>
@@ -2031,7 +2045,7 @@
           <w:i w:val="0"/>
           <w:sz w:val="22"/>
         </w:rPr>
-        <w:t>Answer: b</w:t>
+        <w:t>Answer: a</w:t>
       </w:r>
     </w:p>
     <w:p>
@@ -2056,7 +2070,7 @@
           <w:b/>
           <w:color w:val="1E7B1E"/>
         </w:rPr>
-        <w:t>b</w:t>
+        <w:t>a</w:t>
       </w:r>
     </w:p>
     <w:p>
@@ -2070,7 +2084,7 @@
         <w:t xml:space="preserve">🧠 Clinical Rationale: </w:t>
       </w:r>
       <w:r>
-        <w:t>A NARROW TOP and WIDE BASE age-sex pyramid is an EXPANSIVE pyramid — it indicates HIGH BIRTH RATE (large young population at the base) AND HIGH DEATH RATE (narrowing at the top from high mortality). It is typical of developing/less-developed populations with high fertility.</w:t>
+        <w:t>The EARLIEST sign of raised ICP in CHILDREN is ALTERED LEVEL OF CONSCIOUSNESS (irritability, lethargy, confusion) — it is the most sensitive early indicator. Headache, vomiting and seizures are also signs, but altered consciousness is the keyed earliest sign.</w:t>
       </w:r>
     </w:p>
     <w:p>
@@ -2084,7 +2098,7 @@
         <w:t xml:space="preserve">🔍 Key Clues: </w:t>
       </w:r>
       <w:r>
-        <w:t>Wide base + narrow top = expansive pyramid = high birth + high death rate.</w:t>
+        <w:t>Early ICP in children: altered level of consciousness (first sign).</w:t>
       </w:r>
     </w:p>
     <w:p>
@@ -2112,7 +2126,7 @@
         <w:t xml:space="preserve">❌ Why Not Other Options: </w:t>
       </w:r>
       <w:r>
-        <w:t>a — Low birth/low death = constrictive (column) pyramid. | c — Low birth + high death is not the pattern. | d — High birth + low death = expanding young pyramid without the top narrowing.</w:t>
+        <w:t>b — Headache is common but LOC is earlier/more reliable. | c — Vomiting occurs later. | d — Seizures are a late sign.</w:t>
       </w:r>
     </w:p>
     <w:p>
@@ -2127,7 +2141,7 @@
         <w:t xml:space="preserve">⚠️ Exam Trap: </w:t>
       </w:r>
       <w:r>
-        <w:t>Pyramid shapes: expansive (wide base) = high BR/DR; constrictive (narrow base) = low BR/DR.</w:t>
+        <w:t>In children, LOC change is the earliest, most sensitive ICP sign — before Cushing's triad.</w:t>
       </w:r>
     </w:p>
     <w:p>
@@ -2156,7 +2170,7 @@
         <w:t xml:space="preserve">💎 PNC Pearl: </w:t>
       </w:r>
       <w:r>
-        <w:t>Wide-base narrow-top pyramid: high birth and death rates.</w:t>
+        <w:t>Early childhood ICP sign: altered level of consciousness.</w:t>
       </w:r>
     </w:p>
     <w:p>
@@ -2183,7 +2197,7 @@
         <w:t xml:space="preserve">Question: </w:t>
       </w:r>
       <w:r>
-        <w:t>A community health nurse is counseling a group of women on incorporating high-protein foods into their diet to address malnutrition. Which of the following foods contains the highest amount of protein per serving? (CHN)</w:t>
+        <w:t xml:space="preserve">A nurse is caring for a pediatric client receiving respiratory support via a High-Flow Nasal Cannula (HFNC). During assessment, the nurse notes the client's oxygen saturation (SpO2) is 50%. What is the most appropriate and immediate action for the nurse to take? (Pediatrics) </w:t>
       </w:r>
     </w:p>
     <w:p>
@@ -2196,7 +2210,7 @@
           <w:i w:val="0"/>
           <w:sz w:val="21"/>
         </w:rPr>
-        <w:t>(a)  Lentils</w:t>
+        <w:t>(a)  Increase the flow rate of the High-Flow Nasal Cannula (HFNC) by 5 L/min.</w:t>
       </w:r>
     </w:p>
     <w:p>
@@ -2209,7 +2223,7 @@
           <w:i w:val="0"/>
           <w:sz w:val="21"/>
         </w:rPr>
-        <w:t xml:space="preserve">(b)  Soybean </w:t>
+        <w:t>(b)  Call the Respiratory Therapist to adjust the FiO2.</w:t>
       </w:r>
     </w:p>
     <w:p>
@@ -2222,7 +2236,7 @@
           <w:i w:val="0"/>
           <w:sz w:val="21"/>
         </w:rPr>
-        <w:t>(c)  Eggs</w:t>
+        <w:t>(c)  Immediately discontinue the HFNC and switch the child to bag-valve-mask (BVM) ventilation with 100% oxygen.</w:t>
       </w:r>
     </w:p>
     <w:p>
@@ -2235,7 +2249,7 @@
           <w:i w:val="0"/>
           <w:sz w:val="21"/>
         </w:rPr>
-        <w:t>(d)  Rice</w:t>
+        <w:t>(d)  Reposition the child to prone and reassess the SpO2 after 15 minutes.</w:t>
       </w:r>
     </w:p>
     <w:p>
@@ -2248,7 +2262,7 @@
           <w:i w:val="0"/>
           <w:sz w:val="22"/>
         </w:rPr>
-        <w:t>Answer: b</w:t>
+        <w:t>Answer: c</w:t>
       </w:r>
     </w:p>
     <w:p>
@@ -2273,7 +2287,7 @@
           <w:b/>
           <w:color w:val="1E7B1E"/>
         </w:rPr>
-        <w:t>b</w:t>
+        <w:t>c</w:t>
       </w:r>
     </w:p>
     <w:p>
@@ -2287,7 +2301,7 @@
         <w:t xml:space="preserve">🧠 Clinical Rationale: </w:t>
       </w:r>
       <w:r>
-        <w:t>SOYBEAN contains the HIGHEST amount of protein per serving (~36-40 g/100 g) — the richest protein source among the options. Lentils ~24 g (cooked), eggs ~13 g, rice ~7 g. The keyed answer is soybean.</w:t>
+        <w:t>An SpO₂ of 50% is CRITICAL HYPOXEMIA — the immediate action is to DISCONTINUE the HFNC and ventilate the child with BAG-VALVE-MASK (BVM) with 100% OXYGEN, while checking the equipment and calling for help. Adjusting flow, calling the therapist first, or waiting 15 minutes are all dangerously slow for SpO₂ 50%.</w:t>
       </w:r>
     </w:p>
     <w:p>
@@ -2301,7 +2315,7 @@
         <w:t xml:space="preserve">🔍 Key Clues: </w:t>
       </w:r>
       <w:r>
-        <w:t>Protein-rich food champion: soybean.</w:t>
+        <w:t>SpO2 50% = emergency → BVM with 100% O2 immediately.</w:t>
       </w:r>
     </w:p>
     <w:p>
@@ -2315,7 +2329,7 @@
         <w:t xml:space="preserve">🚨 Priority Principle: </w:t>
       </w:r>
       <w:r>
-        <w:t>Recall the core fact precisely, then apply it to the clinical context.</w:t>
+        <w:t>Patient safety and the ABC (airway, breathing, circulation) priorities come before diagnosis, documentation and non-urgent tasks.</w:t>
       </w:r>
     </w:p>
     <w:p>
@@ -2329,7 +2343,7 @@
         <w:t xml:space="preserve">❌ Why Not Other Options: </w:t>
       </w:r>
       <w:r>
-        <w:t>a — Lentils ~24 g/100 g (dry). | c — Eggs ~13 g/100 g. | d — Rice ~7 g/100 g.</w:t>
+        <w:t>a — Adjusting flow is too slow for critical hypoxemia. | b — Waiting for the therapist delays rescue ventilation. | d — Waiting 15 min with SpO2 50% is unsafe.</w:t>
       </w:r>
     </w:p>
     <w:p>
@@ -2344,7 +2358,7 @@
         <w:t xml:space="preserve">⚠️ Exam Trap: </w:t>
       </w:r>
       <w:r>
-        <w:t>Soybean is the highest plant protein — it outranks eggs and legumes gram-for-gram.</w:t>
+        <w:t>Severe desaturation: remove the inadequate device and bag-mask ventilate with 100% O2.</w:t>
       </w:r>
     </w:p>
     <w:p>
@@ -2358,7 +2372,7 @@
         <w:t xml:space="preserve">🩺 Clinical Thinking: </w:t>
       </w:r>
       <w:r>
-        <w:t>Recall (the key fact) → Connect (related high-yield facts) → Apply (exam context).</w:t>
+        <w:t>Identify (the problem) → Stabilize (ABC / patient safety) → Reassess (response) → Document (findings).</w:t>
       </w:r>
     </w:p>
     <w:p>
@@ -2373,7 +2387,7 @@
         <w:t xml:space="preserve">💎 PNC Pearl: </w:t>
       </w:r>
       <w:r>
-        <w:t>Highest protein per serving: soybean.</w:t>
+        <w:t>SpO2 50% on HFNC: BVM with 100% oxygen.</w:t>
       </w:r>
     </w:p>
     <w:p>
@@ -2400,7 +2414,7 @@
         <w:t xml:space="preserve">Question: </w:t>
       </w:r>
       <w:r>
-        <w:t>A public health nurse is explaining the features of the Ayushman Bharat Digital Mission to a group of healthcare workers during a training session. What is the primary purpose of the unique health ID provided under this mission? (CHN)</w:t>
+        <w:t>A nurse is conducting a health assessment under the ICDS program. A mother reports that her 4-year-old child is not receiving supplementary nutrition. What should the nurse do first? (Pediatrics)</w:t>
       </w:r>
     </w:p>
     <w:p>
@@ -2413,7 +2427,7 @@
           <w:i w:val="0"/>
           <w:sz w:val="21"/>
         </w:rPr>
-        <w:t xml:space="preserve">(a)  To provide financial assistance for hospital admissions </w:t>
+        <w:t>(a)  Refer the child to a pediatrician for evaluation.</w:t>
       </w:r>
     </w:p>
     <w:p>
@@ -2426,7 +2440,7 @@
           <w:i w:val="0"/>
           <w:sz w:val="21"/>
         </w:rPr>
-        <w:t>(b)  To create a universal health identity for seamless healthcare access</w:t>
+        <w:t>(b)  Verify the child's age and enrollment status in the ICDS program.</w:t>
       </w:r>
     </w:p>
     <w:p>
@@ -2439,7 +2453,7 @@
           <w:i w:val="0"/>
           <w:sz w:val="21"/>
         </w:rPr>
-        <w:t xml:space="preserve">(c)  To track vaccination records only </w:t>
+        <w:t>(c)  Educate the mother about the importance of nutrition.</w:t>
       </w:r>
     </w:p>
     <w:p>
@@ -2452,7 +2466,7 @@
           <w:i w:val="0"/>
           <w:sz w:val="21"/>
         </w:rPr>
-        <w:t xml:space="preserve">(d)  To monitor disease outbreaks in real-time </w:t>
+        <w:t>(d)  Provide immediate supplementary food to the child.</w:t>
       </w:r>
     </w:p>
     <w:p>
@@ -2504,7 +2518,7 @@
         <w:t xml:space="preserve">🧠 Clinical Rationale: </w:t>
       </w:r>
       <w:r>
-        <w:t>The AYUSHMAN BHARAT DIGITAL MISSION (ABDM) provides a UNIQUE HEALTH ID (ABHA) to create a UNIVERSAL HEALTH IDENTITY that links a person's health records digitally, enabling SEAMLESS ACCESS to healthcare across providers — the 'digital backbone' of healthcare. It is not financial assistance, vaccination-only, or outbreak surveillance.</w:t>
+        <w:t>Under ICDS, before acting on a report that a child is not receiving supplementary nutrition, the nurse should FIRST VERIFY THE CHILD'S AGE AND ENROLLMENT STATUS in the programme — eligibility (0-6 years at an Anganwadi) and registration determine entitlement. Referring, educating or feeding come after confirming eligibility.</w:t>
       </w:r>
     </w:p>
     <w:p>
@@ -2518,7 +2532,7 @@
         <w:t xml:space="preserve">🔍 Key Clues: </w:t>
       </w:r>
       <w:r>
-        <w:t>ABDM unique health ID (ABHA) = universal health identity for seamless access.</w:t>
+        <w:t>ICDS complaint → verify age + enrollment status first.</w:t>
       </w:r>
     </w:p>
     <w:p>
@@ -2532,7 +2546,7 @@
         <w:t xml:space="preserve">🚨 Priority Principle: </w:t>
       </w:r>
       <w:r>
-        <w:t>Recall the core fact precisely, then apply it to the clinical context.</w:t>
+        <w:t>Patient safety and the ABC (airway, breathing, circulation) priorities come before diagnosis, documentation and non-urgent tasks.</w:t>
       </w:r>
     </w:p>
     <w:p>
@@ -2546,7 +2560,7 @@
         <w:t xml:space="preserve">❌ Why Not Other Options: </w:t>
       </w:r>
       <w:r>
-        <w:t>a — Financial assistance = PM-JAY, not the digital ID. | c — It covers all health records, not just vaccination. | d — Outbreak monitoring is surveillance, not the ID purpose.</w:t>
+        <w:t>a — Referral comes after confirming eligibility. | c — Education is secondary to verifying entitlement. | d — Providing food without verifying eligibility is premature.</w:t>
       </w:r>
     </w:p>
     <w:p>
@@ -2561,7 +2575,7 @@
         <w:t xml:space="preserve">⚠️ Exam Trap: </w:t>
       </w:r>
       <w:r>
-        <w:t>ABDM/ABHA = digital identity + records portability; PM-JAY = insurance — two different 'Ayushman' arms.</w:t>
+        <w:t>First step in any entitlement query: verify eligibility/enrolment before intervening.</w:t>
       </w:r>
     </w:p>
     <w:p>
@@ -2575,7 +2589,7 @@
         <w:t xml:space="preserve">🩺 Clinical Thinking: </w:t>
       </w:r>
       <w:r>
-        <w:t>Recall (the key fact) → Connect (related high-yield facts) → Apply (exam context).</w:t>
+        <w:t>Identify (the problem) → Stabilize (ABC / patient safety) → Reassess (response) → Document (findings).</w:t>
       </w:r>
     </w:p>
     <w:p>
@@ -2590,7 +2604,7 @@
         <w:t xml:space="preserve">💎 PNC Pearl: </w:t>
       </w:r>
       <w:r>
-        <w:t>ABDM health ID: universal health identity.</w:t>
+        <w:t>ICDS nutrition gap: verify age and enrollment first.</w:t>
       </w:r>
     </w:p>
     <w:p>
@@ -2617,7 +2631,7 @@
         <w:t xml:space="preserve">Question: </w:t>
       </w:r>
       <w:r>
-        <w:t>A community health nurse is developing a plan to improve maternal and child health outcomes in a rural area under the Reproductive and Child Health (RCH) program. Which framework integrates adolescent health with reproductive and child health services? (CHN)</w:t>
+        <w:t>A 2-month-old infant is brought to the pediatric OPD by the parents with complaints of increasing head circumference since birth, vomiting, and downward deviation of the eyes. On examination, the nurse notes a tense anterior fontanelle and sunset sign. MRI reveals cystic dilatation of the fourth ventricle with hypoplasia of the cerebellar vermis. The nurse suspects Dandy-Walker syndrome. What is the underlying pathophysiological mechanism? (Pediatrics)</w:t>
       </w:r>
     </w:p>
     <w:p>
@@ -2630,7 +2644,7 @@
           <w:i w:val="0"/>
           <w:sz w:val="21"/>
         </w:rPr>
-        <w:t>(a)  RMNCH</w:t>
+        <w:t>(a)  Aqueductal stenosis leading to supratentorial hydrocephalus.</w:t>
       </w:r>
     </w:p>
     <w:p>
@@ -2643,7 +2657,7 @@
           <w:i w:val="0"/>
           <w:sz w:val="21"/>
         </w:rPr>
-        <w:t>(b)  RMNCH+A</w:t>
+        <w:t>(b)  Atresia of the foramina of Luschka and Magendie causing non-communicating hydrocephalus.</w:t>
       </w:r>
     </w:p>
     <w:p>
@@ -2656,7 +2670,7 @@
           <w:i w:val="0"/>
           <w:sz w:val="21"/>
         </w:rPr>
-        <w:t xml:space="preserve">(c)  NRHM </w:t>
+        <w:t>(c)  Overproduction of CSF by the choroid plexus in the lateral ventricles.</w:t>
       </w:r>
     </w:p>
     <w:p>
@@ -2669,7 +2683,7 @@
           <w:i w:val="0"/>
           <w:sz w:val="21"/>
         </w:rPr>
-        <w:t>(d)  ASHA</w:t>
+        <w:t>(d)  Malabsorption of CSF due to defective arachnoid granulations.</w:t>
       </w:r>
     </w:p>
     <w:p>
@@ -2721,7 +2735,7 @@
         <w:t xml:space="preserve">🧠 Clinical Rationale: </w:t>
       </w:r>
       <w:r>
-        <w:t>RMNCH+A is the framework that ADDS 'A' for ADOLESCENTS to Reproductive, Maternal, Newborn and Child Health — the continuum-of-care approach adopted under the NHM. RMNCH alone omits adolescents; NRHM is the umbrella mission; ASHA is a community health worker.</w:t>
+        <w:t>DANDY-WALKER SYNDROME is caused by ATRESIA/OBSTRUCTION OF THE FORAMINA OF LUSCHKA AND MAGENDIE (the fourth-ventricle outlets), producing NON-COMMUNICATING HYDROCEPHALUS with a large posterior-fossa cyst and hypoplasia of the cerebellar vermis. Aqueductal stenosis is a different site; overproduction (choroid plexus papilloma) and malabsorption (communicating hydrocephalus) are other mechanisms.</w:t>
       </w:r>
     </w:p>
     <w:p>
@@ -2735,7 +2749,7 @@
         <w:t xml:space="preserve">🔍 Key Clues: </w:t>
       </w:r>
       <w:r>
-        <w:t>The '+A' = Adolescents → RMNCH+A.</w:t>
+        <w:t>Dandy-Walker: 4th-ventricle outlet atresia → non-communicating hydrocephalus.</w:t>
       </w:r>
     </w:p>
     <w:p>
@@ -2749,7 +2763,7 @@
         <w:t xml:space="preserve">🚨 Priority Principle: </w:t>
       </w:r>
       <w:r>
-        <w:t>Recall the core fact precisely, then apply it to the clinical context.</w:t>
+        <w:t>Mother-and-baby safety first — prevent complications before they occur and act promptly when they do.</w:t>
       </w:r>
     </w:p>
     <w:p>
@@ -2763,7 +2777,7 @@
         <w:t xml:space="preserve">❌ Why Not Other Options: </w:t>
       </w:r>
       <w:r>
-        <w:t>a — RMNCH lacks the adolescent component. | c — NRHM is the overall rural mission. | d — ASHA is the community health worker.</w:t>
+        <w:t>a — Aqueductal stenosis blocks the aqueduct, not Dandy-Walker. | c — Overproduction = choroid plexus papilloma. | d — Malabsorption = communicating hydrocephalus.</w:t>
       </w:r>
     </w:p>
     <w:p>
@@ -2778,7 +2792,7 @@
         <w:t xml:space="preserve">⚠️ Exam Trap: </w:t>
       </w:r>
       <w:r>
-        <w:t>RMNCH + A = the 'A' stands for adolescents — a hallmark NHM framework.</w:t>
+        <w:t>Dandy-Walker: posterior fossa cyst + vermian hypoplasia + outlet obstruction — the triad.</w:t>
       </w:r>
     </w:p>
     <w:p>
@@ -2807,7 +2821,7 @@
         <w:t xml:space="preserve">💎 PNC Pearl: </w:t>
       </w:r>
       <w:r>
-        <w:t>RMNCH+A integrates adolescent health.</w:t>
+        <w:t>Dandy-Walker: Luschka/Magendie atresia → non-communicating hydrocephalus.</w:t>
       </w:r>
     </w:p>
     <w:p>
@@ -2834,7 +2848,7 @@
         <w:t xml:space="preserve">Question: </w:t>
       </w:r>
       <w:r>
-        <w:t>A pediatric nurse is educating parents about the inactivated polio vaccine (IPV) during a routine immunization visit for their 2-month-old child. Which of the following statements about IPV is true?  (CHN)</w:t>
+        <w:t>A nurse is managing a 5-year-old child with acute diarrhea. As part of the treatment plan under the ICDS program, the nurse is required to provide zinc supplementation. What is the appropriate dose and duration of zinc supplementation for this child? (Pediatrics)</w:t>
       </w:r>
     </w:p>
     <w:p>
@@ -2847,7 +2861,7 @@
           <w:i w:val="0"/>
           <w:sz w:val="21"/>
         </w:rPr>
-        <w:t>(a)  IPV is administered orally to prevent polio</w:t>
+        <w:t xml:space="preserve">(a)  10 mg daily for 7 days  </w:t>
       </w:r>
     </w:p>
     <w:p>
@@ -2860,7 +2874,7 @@
           <w:i w:val="0"/>
           <w:sz w:val="21"/>
         </w:rPr>
-        <w:t xml:space="preserve">(b)  IPV is a live attenuated vaccine </w:t>
+        <w:t>(b)  20 mg daily for 14 days</w:t>
       </w:r>
     </w:p>
     <w:p>
@@ -2873,7 +2887,7 @@
           <w:i w:val="0"/>
           <w:sz w:val="21"/>
         </w:rPr>
-        <w:t>(c)  IPV is given as an injectable vaccine to provide immunity against polio</w:t>
+        <w:t>(c)  15 mg daily for 10 days</w:t>
       </w:r>
     </w:p>
     <w:p>
@@ -2886,7 +2900,7 @@
           <w:i w:val="0"/>
           <w:sz w:val="21"/>
         </w:rPr>
-        <w:t>(d)  IPV requires only a single dose for lifelong immunity</w:t>
+        <w:t>(d)  30 mg daily for 7 days</w:t>
       </w:r>
     </w:p>
     <w:p>
@@ -2899,7 +2913,7 @@
           <w:i w:val="0"/>
           <w:sz w:val="22"/>
         </w:rPr>
-        <w:t>Answer: c</w:t>
+        <w:t>Answer: b</w:t>
       </w:r>
     </w:p>
     <w:p>
@@ -2924,7 +2938,7 @@
           <w:b/>
           <w:color w:val="1E7B1E"/>
         </w:rPr>
-        <w:t>c</w:t>
+        <w:t>b</w:t>
       </w:r>
     </w:p>
     <w:p>
@@ -2938,7 +2952,7 @@
         <w:t xml:space="preserve">🧠 Clinical Rationale: </w:t>
       </w:r>
       <w:r>
-        <w:t>IPV (INACTIVATED POLIO VACCINE) is an INJECTABLE vaccine (IM) containing killed poliovirus — it provides humoral immunity against polio and cannot cause vaccine-associated paralysis. OPV is the oral live-attenuated vaccine; IPV is given at 6, 10 and 14 weeks (plus booster), not a single dose.</w:t>
+        <w:t>Per WHO/IMNCI guidelines, ZINC supplementation in acute diarrhoea is given as 20 mg daily FOR 14 DAYS in children (10 mg daily for 14 days in infants &lt; 6 months). Zinc reduces the duration and severity of diarrhoea and prevents recurrences.</w:t>
       </w:r>
     </w:p>
     <w:p>
@@ -2952,7 +2966,7 @@
         <w:t xml:space="preserve">🔍 Key Clues: </w:t>
       </w:r>
       <w:r>
-        <w:t>IPV = inactivated → injectable; OPV = live → oral.</w:t>
+        <w:t>Zinc in diarrhoea: 20 mg/day × 14 days (children); 10 mg/day × 14 days (infants).</w:t>
       </w:r>
     </w:p>
     <w:p>
@@ -2966,7 +2980,7 @@
         <w:t xml:space="preserve">🚨 Priority Principle: </w:t>
       </w:r>
       <w:r>
-        <w:t>Medication safety — the right drug, right dose, right route, right time and right patient — governs every administration decision.</w:t>
+        <w:t>Patient safety and the ABC (airway, breathing, circulation) priorities come before diagnosis, documentation and non-urgent tasks.</w:t>
       </w:r>
     </w:p>
     <w:p>
@@ -2980,7 +2994,7 @@
         <w:t xml:space="preserve">❌ Why Not Other Options: </w:t>
       </w:r>
       <w:r>
-        <w:t>a — Oral is OPV, not IPV. | b — IPV is inactivated, not live. | d — IPV requires multiple doses, not one.</w:t>
+        <w:t>a — 10 mg is the infant dose (&lt; 6 months). | c — 15 mg × 10 days is not the guideline. | d — 30 mg is excessive.</w:t>
       </w:r>
     </w:p>
     <w:p>
@@ -2995,7 +3009,7 @@
         <w:t xml:space="preserve">⚠️ Exam Trap: </w:t>
       </w:r>
       <w:r>
-        <w:t>IPV (Salk, injectable, killed) vs OPV (Sabin, oral, live) — route + type pair them.</w:t>
+        <w:t>Zinc + ORS = the diarrhoea duo; 20 mg × 14 days for children is the memorised regimen.</w:t>
       </w:r>
     </w:p>
     <w:p>
@@ -3009,7 +3023,7 @@
         <w:t xml:space="preserve">🩺 Clinical Thinking: </w:t>
       </w:r>
       <w:r>
-        <w:t>Recall (the key fact) → Connect (related high-yield facts) → Apply (exam context).</w:t>
+        <w:t>Identify (the problem) → Stabilize (ABC / patient safety) → Reassess (response) → Document (findings).</w:t>
       </w:r>
     </w:p>
     <w:p>
@@ -3024,7 +3038,7 @@
         <w:t xml:space="preserve">💎 PNC Pearl: </w:t>
       </w:r>
       <w:r>
-        <w:t>IPV: injectable inactivated polio vaccine.</w:t>
+        <w:t>Zinc for diarrhoea: 20 mg daily × 14 days.</w:t>
       </w:r>
     </w:p>
     <w:p>
@@ -3051,7 +3065,7 @@
         <w:t xml:space="preserve">Question: </w:t>
       </w:r>
       <w:r>
-        <w:t>A public health nurse is conducting a training session for nursing students on the components of vaccines. One student asks about the role of adjuvants in vaccines. Which of the following statements is true about adjuvants? (CHN)</w:t>
+        <w:t>A nurse is assessing a newborn in the delivery room 1 minute after birth. The newborn's heart rate is 120 beats per minute, with irregular respirations, some flexion of extremities, and a weak cry. The pulse oximetry reading shows an SpO2 of 62%. What should the nurse do next? (Pediatrics)</w:t>
       </w:r>
     </w:p>
     <w:p>
@@ -3064,7 +3078,7 @@
           <w:i w:val="0"/>
           <w:sz w:val="21"/>
         </w:rPr>
-        <w:t xml:space="preserve">(a)  Adjuvants weaken the immune response to vaccines    </w:t>
+        <w:t>(a)  Initiate positive pressure ventilation immediately.</w:t>
       </w:r>
     </w:p>
     <w:p>
@@ -3077,7 +3091,7 @@
           <w:i w:val="0"/>
           <w:sz w:val="21"/>
         </w:rPr>
-        <w:t>(b)  Adjuvants are used to enhance the immune response to vaccines</w:t>
+        <w:t>(b)  Administer supplemental oxygen and monitor SpO2.</w:t>
       </w:r>
     </w:p>
     <w:p>
@@ -3090,7 +3104,7 @@
           <w:i w:val="0"/>
           <w:sz w:val="21"/>
         </w:rPr>
-        <w:t>(c)  Adjuvants are live pathogens included in vaccines</w:t>
+        <w:t>(c)  Perform chest compressions and intubate the newborn.</w:t>
       </w:r>
     </w:p>
     <w:p>
@@ -3103,7 +3117,7 @@
           <w:i w:val="0"/>
           <w:sz w:val="21"/>
         </w:rPr>
-        <w:t>(d)  Adjuvants prevent the vaccine from being effective</w:t>
+        <w:t>(d)  Dry the newborn, provide warmth, and reassess after 30 seconds.</w:t>
       </w:r>
     </w:p>
     <w:p>
@@ -3116,7 +3130,7 @@
           <w:i w:val="0"/>
           <w:sz w:val="22"/>
         </w:rPr>
-        <w:t>Answer: b</w:t>
+        <w:t>Answer: d</w:t>
       </w:r>
     </w:p>
     <w:p>
@@ -3141,7 +3155,7 @@
           <w:b/>
           <w:color w:val="1E7B1E"/>
         </w:rPr>
-        <w:t>b</w:t>
+        <w:t>d</w:t>
       </w:r>
     </w:p>
     <w:p>
@@ -3155,7 +3169,7 @@
         <w:t xml:space="preserve">🧠 Clinical Rationale: </w:t>
       </w:r>
       <w:r>
-        <w:t>ADJUVANTS are substances (e.g., aluminium salts) added to vaccines to ENHANCE/STRENGTHEN the immune response — they boost immunogenicity so smaller doses or fewer doses are needed. They do not weaken immunity and are not live pathogens.</w:t>
+        <w:t>At 1 minute the newborn has a good heart rate (120), some tone and weak respirations — SpO₂ 62% at 1 minute is within the normal transitional range (60-65%). The next step is ROUTINE CARE: DRY, PROVIDE WARMTH, AND REASSESS after 30 seconds (the Apgar is an assessment tool, not a resuscitation trigger by itself). PPV is for apnoea/gasping or HR &lt; 100.</w:t>
       </w:r>
     </w:p>
     <w:p>
@@ -3169,7 +3183,7 @@
         <w:t xml:space="preserve">🔍 Key Clues: </w:t>
       </w:r>
       <w:r>
-        <w:t>Adjuvant (e.g., aluminium) = boosts the vaccine immune response.</w:t>
+        <w:t>HR 120 + some tone + SpO2 62% at 1 min = normal transition → dry, warm, reassess.</w:t>
       </w:r>
     </w:p>
     <w:p>
@@ -3183,7 +3197,7 @@
         <w:t xml:space="preserve">🚨 Priority Principle: </w:t>
       </w:r>
       <w:r>
-        <w:t>Medication safety — the right drug, right dose, right route, right time and right patient — governs every administration decision.</w:t>
+        <w:t>Mother-and-baby safety first — prevent complications before they occur and act promptly when they do.</w:t>
       </w:r>
     </w:p>
     <w:p>
@@ -3197,7 +3211,7 @@
         <w:t xml:space="preserve">❌ Why Not Other Options: </w:t>
       </w:r>
       <w:r>
-        <w:t>a — Adjuvants strengthen, not weaken, the response. | c — Adjuvants are not pathogens. | d — They make vaccines MORE effective.</w:t>
+        <w:t>a — PPV is for apnoea or HR &lt; 100. | b — Supplemental O2 is not needed at 62% at 1 min. | c — Compressions are for HR &lt; 60.</w:t>
       </w:r>
     </w:p>
     <w:p>
@@ -3212,7 +3226,7 @@
         <w:t xml:space="preserve">⚠️ Exam Trap: </w:t>
       </w:r>
       <w:r>
-        <w:t>Adjuvants = immune boosters (aluminium salts) — remember 'adj-UP-vants'.</w:t>
+        <w:t>Normal newborn transition: SpO2 ~60-65% at 1 min rising to &gt;90% by 10 min — don't panic-treat.</w:t>
       </w:r>
     </w:p>
     <w:p>
@@ -3241,7 +3255,7 @@
         <w:t xml:space="preserve">💎 PNC Pearl: </w:t>
       </w:r>
       <w:r>
-        <w:t>Adjuvants enhance the vaccine immune response.</w:t>
+        <w:t>HR 120 at 1 min: dry, warm, reassess.</w:t>
       </w:r>
     </w:p>
     <w:p>
@@ -3268,7 +3282,7 @@
         <w:t xml:space="preserve">Question: </w:t>
       </w:r>
       <w:r>
-        <w:t>A community health nurse is preparing for the annual nutrition awareness activities in September, focusing on malnutrition prevention among children and women. She plans to organize events. Under which national program does it primarily fall? (CHN)</w:t>
+        <w:t>During a neonatal workshop while discussing the role of the ductus venosus, a student asks about its anatomical function. What is the correct description of the ductus venosus in fetal circulation? (Pediatrics)</w:t>
       </w:r>
     </w:p>
     <w:p>
@@ -3281,7 +3295,7 @@
           <w:i w:val="0"/>
           <w:sz w:val="21"/>
         </w:rPr>
-        <w:t xml:space="preserve">(a)  Ayushman Bharat </w:t>
+        <w:t>(a)  Connects the pulmonary artery to the aorta to bypass the lungs.</w:t>
       </w:r>
     </w:p>
     <w:p>
@@ -3294,7 +3308,7 @@
           <w:i w:val="0"/>
           <w:sz w:val="21"/>
         </w:rPr>
-        <w:t xml:space="preserve">(b)  Swachh Bharat Abhiyan </w:t>
+        <w:t>(b)  Shunts oxygenated blood from the umbilical vein to the inferior vena cava.</w:t>
       </w:r>
     </w:p>
     <w:p>
@@ -3307,7 +3321,7 @@
           <w:i w:val="0"/>
           <w:sz w:val="21"/>
         </w:rPr>
-        <w:t xml:space="preserve">(c)  Poshan Abhiyaan </w:t>
+        <w:t>(c)  Links the umbilical artery to the portal vein for nutrient delivery.</w:t>
       </w:r>
     </w:p>
     <w:p>
@@ -3320,7 +3334,7 @@
           <w:i w:val="0"/>
           <w:sz w:val="21"/>
         </w:rPr>
-        <w:t xml:space="preserve">(d)  National Health Mission </w:t>
+        <w:t>(d)  Allows blood flow from the right atrium to the left atrium through the foramen ovale.</w:t>
       </w:r>
     </w:p>
     <w:p>
@@ -3333,7 +3347,7 @@
           <w:i w:val="0"/>
           <w:sz w:val="22"/>
         </w:rPr>
-        <w:t>Answer: c</w:t>
+        <w:t>Answer: b</w:t>
       </w:r>
     </w:p>
     <w:p>
@@ -3358,7 +3372,7 @@
           <w:b/>
           <w:color w:val="1E7B1E"/>
         </w:rPr>
-        <w:t>c</w:t>
+        <w:t>b</w:t>
       </w:r>
     </w:p>
     <w:p>
@@ -3372,7 +3386,7 @@
         <w:t xml:space="preserve">🧠 Clinical Rationale: </w:t>
       </w:r>
       <w:r>
-        <w:t>SEPTEMBER is observed as POSHAN MAH (Nutrition Month) under POSHAN ABHIYAAN (National Nutrition Mission) — the September nutrition-awareness activities for preventing malnutrition in children and women fall under this program. Ayushman Bharat is health insurance; Swachh Bharat is sanitation; NHM is the health mission.</w:t>
+        <w:t>The DUCTUS VENOSUS shunts oxygenated blood from the UMBILICAL VEIN directly to the INFERIOR VENA CAVA, bypassing the liver. The ductus arteriosus connects pulmonary artery to aorta (option a); the foramen ovale connects the atria (option d); the umbilical arteries carry deoxygenated blood to the placenta, not to the portal vein.</w:t>
       </w:r>
     </w:p>
     <w:p>
@@ -3386,7 +3400,7 @@
         <w:t xml:space="preserve">🔍 Key Clues: </w:t>
       </w:r>
       <w:r>
-        <w:t>September nutrition activities = Poshan Maah under Poshan Abhiyaan.</w:t>
+        <w:t>Ductus VENOSUS → from Umbilical Vein to IVC (V-V connection).</w:t>
       </w:r>
     </w:p>
     <w:p>
@@ -3400,7 +3414,7 @@
         <w:t xml:space="preserve">🚨 Priority Principle: </w:t>
       </w:r>
       <w:r>
-        <w:t>Recall the core fact precisely, then apply it to the clinical context.</w:t>
+        <w:t>Mother-and-baby safety first — prevent complications before they occur and act promptly when they do.</w:t>
       </w:r>
     </w:p>
     <w:p>
@@ -3414,7 +3428,7 @@
         <w:t xml:space="preserve">❌ Why Not Other Options: </w:t>
       </w:r>
       <w:r>
-        <w:t>a — Ayushman Bharat = health insurance. | b — Swachh Bharat = sanitation. | d — NHM is the umbrella health mission, not the nutrition program.</w:t>
+        <w:t>a — PA→aorta bypass is the ductus arteriosus. | c — No such fetal connection exists. | d — Right-to-left atrial shunt is the foramen ovale.</w:t>
       </w:r>
     </w:p>
     <w:p>
@@ -3429,7 +3443,7 @@
         <w:t xml:space="preserve">⚠️ Exam Trap: </w:t>
       </w:r>
       <w:r>
-        <w:t>Poshan Maah = September; Poshan Abhiyaan = the malnutrition program (WCD Ministry).</w:t>
+        <w:t>Mix-up alert: ductus venosus (umbilical vein→IVC), ductus arteriosus (PA→aorta), foramen ovale (atria) — three different shunts.</w:t>
       </w:r>
     </w:p>
     <w:p>
@@ -3458,7 +3472,7 @@
         <w:t xml:space="preserve">💎 PNC Pearl: </w:t>
       </w:r>
       <w:r>
-        <w:t>September nutrition month: Poshan Abhiyaan.</w:t>
+        <w:t>Ductus venosus: umbilical vein → IVC, bypasses liver.</w:t>
       </w:r>
     </w:p>
     <w:p>
@@ -3485,7 +3499,7 @@
         <w:t xml:space="preserve">Question: </w:t>
       </w:r>
       <w:r>
-        <w:t>A nurse is reviewing the treatment plan for a 35-year-old patient diagnosed with pulmonary tuberculosis. The physician emphasizes the use of bactericidal drugs to effectively kill Mycobacterium tuberculosis. Which of the following anti-tubercular drugs is primarily bactericidal? (CHN)</w:t>
+        <w:t>A 6-week-old infant presents with projectile vomiting after feeds, weight loss, and a palpable olive-shaped mass in the right upper quadrant of the abdomen. On examination, visible peristaltic waves are noted. What is the most likely diagnosis? (Pediatrics)</w:t>
       </w:r>
     </w:p>
     <w:p>
@@ -3498,7 +3512,7 @@
           <w:i w:val="0"/>
           <w:sz w:val="21"/>
         </w:rPr>
-        <w:t>(a)  Ethambutol</w:t>
+        <w:t>(a)  Gastroesophageal reflux disease (GERD)</w:t>
       </w:r>
     </w:p>
     <w:p>
@@ -3511,7 +3525,7 @@
           <w:i w:val="0"/>
           <w:sz w:val="21"/>
         </w:rPr>
-        <w:t>(b)  Isoniazid</w:t>
+        <w:t>(b)  Intussusception</w:t>
       </w:r>
     </w:p>
     <w:p>
@@ -3524,7 +3538,7 @@
           <w:i w:val="0"/>
           <w:sz w:val="21"/>
         </w:rPr>
-        <w:t xml:space="preserve">(c)  Pyrazinamide </w:t>
+        <w:t>(c)  Pyloric stenosis</w:t>
       </w:r>
     </w:p>
     <w:p>
@@ -3537,7 +3551,7 @@
           <w:i w:val="0"/>
           <w:sz w:val="21"/>
         </w:rPr>
-        <w:t xml:space="preserve">(d)  Both Isoniazid and Pyrazinamide </w:t>
+        <w:t>(d)  Duodenal atresia</w:t>
       </w:r>
     </w:p>
     <w:p>
@@ -3550,7 +3564,7 @@
           <w:i w:val="0"/>
           <w:sz w:val="22"/>
         </w:rPr>
-        <w:t>Answer: d</w:t>
+        <w:t>Answer: c</w:t>
       </w:r>
     </w:p>
     <w:p>
@@ -3575,7 +3589,7 @@
           <w:b/>
           <w:color w:val="1E7B1E"/>
         </w:rPr>
-        <w:t>d</w:t>
+        <w:t>c</w:t>
       </w:r>
     </w:p>
     <w:p>
@@ -3589,7 +3603,7 @@
         <w:t xml:space="preserve">🧠 Clinical Rationale: </w:t>
       </w:r>
       <w:r>
-        <w:t>The BACTERICIDAL anti-TB drugs are ISONIAZID, RIFAMPICIN and PYRAZINAMIDE (each kills mycobacteria in different environments). Ethambutol is BACTERIOSTATIC. Both INH and pyrazinamide are bactericidal — hence option (d) is the keyed answer.</w:t>
+        <w:t>PROJECTILE vomiting + OLIVE-SHAPED mass in the RUQ + visible peristaltic waves in a 4-6 week old = CLASSIC CONGENITAL HYPERTROPHIC PYLORIC STENOSIS. GERD has non-projectile regurgitation; intussusception presents with currant-jelly stools and colicky pain; duodenal atresia vomits bile-stained material from birth.</w:t>
       </w:r>
     </w:p>
     <w:p>
@@ -3603,7 +3617,7 @@
         <w:t xml:space="preserve">🔍 Key Clues: </w:t>
       </w:r>
       <w:r>
-        <w:t>Bactericidal anti-TB: INH, rifampicin, pyrazinamide; bacteriostatic: ethambutol.</w:t>
+        <w:t>6-week-old + projectile vomiting + olive mass + peristaltic waves = pyloric stenosis.</w:t>
       </w:r>
     </w:p>
     <w:p>
@@ -3617,7 +3631,7 @@
         <w:t xml:space="preserve">🚨 Priority Principle: </w:t>
       </w:r>
       <w:r>
-        <w:t>Medication safety — the right drug, right dose, right route, right time and right patient — governs every administration decision.</w:t>
+        <w:t>Mother-and-baby safety first — prevent complications before they occur and act promptly when they do.</w:t>
       </w:r>
     </w:p>
     <w:p>
@@ -3631,7 +3645,7 @@
         <w:t xml:space="preserve">❌ Why Not Other Options: </w:t>
       </w:r>
       <w:r>
-        <w:t>a — Ethambutol is bacteriostatic. | b — INH is bactericidal but the question wants the pair. | c — PZA is bactericidal but the question wants the pair.</w:t>
+        <w:t>a — GERD = regurgitation, no olive mass. | b — Intussusception = currant-jelly stool, sausage mass. | d — Duodenal atresia = bilious vomiting from birth.</w:t>
       </w:r>
     </w:p>
     <w:p>
@@ -3646,7 +3660,7 @@
         <w:t xml:space="preserve">⚠️ Exam Trap: </w:t>
       </w:r>
       <w:r>
-        <w:t>HRZE: H/R/Z bactericidal, E bacteriostatic — the classic drug-action question.</w:t>
+        <w:t>The olive (pyloric tumor) is felt after vomiting; palpate the infant's abdomen while feeding in a quiet state.</w:t>
       </w:r>
     </w:p>
     <w:p>
@@ -3675,7 +3689,7 @@
         <w:t xml:space="preserve">💎 PNC Pearl: </w:t>
       </w:r>
       <w:r>
-        <w:t>Bactericidal anti-TB: isoniazid + pyrazinamide (and rifampicin).</w:t>
+        <w:t>Projectile vomiting + olive mass in 4-6 week old = pyloric stenosis.</w:t>
       </w:r>
     </w:p>
     <w:p>
@@ -3702,7 +3716,7 @@
         <w:t xml:space="preserve">Question: </w:t>
       </w:r>
       <w:r>
-        <w:t>A community health nurse is educating a group of pregnant women in a rural area about a national program aimed at reducing maternal and newborn mortality rates through safe delivery and comprehensive care. Under which program are these efforts primarily implemented?  (CHN)</w:t>
+        <w:t>A newborn is diagnosed with clubfoot, presenting with a foot that is turned inward and downward. The parents are concerned about the best initial management for this condition. What is the first-line treatment for this infant's clubfoot? (Pediatrics)</w:t>
       </w:r>
     </w:p>
     <w:p>
@@ -3715,7 +3729,7 @@
           <w:i w:val="0"/>
           <w:sz w:val="21"/>
         </w:rPr>
-        <w:t xml:space="preserve">(a)  Poshan Abhiyaan </w:t>
+        <w:t>(a)  Immediate surgical correction</w:t>
       </w:r>
     </w:p>
     <w:p>
@@ -3728,7 +3742,7 @@
           <w:i w:val="0"/>
           <w:sz w:val="21"/>
         </w:rPr>
-        <w:t>(b)  Janani Shishu Suraksha Yojana (JSSY)</w:t>
+        <w:t>(b)  Observation and follow-up</w:t>
       </w:r>
     </w:p>
     <w:p>
@@ -3741,7 +3755,7 @@
           <w:i w:val="0"/>
           <w:sz w:val="21"/>
         </w:rPr>
-        <w:t xml:space="preserve">(c)  Ayushman Bharat </w:t>
+        <w:t>(c)  Serial plaster casting (Ponseti method)</w:t>
       </w:r>
     </w:p>
     <w:p>
@@ -3754,7 +3768,7 @@
           <w:i w:val="0"/>
           <w:sz w:val="21"/>
         </w:rPr>
-        <w:t xml:space="preserve">(d)  National Rural Health Mission (NRHM) </w:t>
+        <w:t>(d)  Physical therapy alone</w:t>
       </w:r>
     </w:p>
     <w:p>
@@ -3767,7 +3781,7 @@
           <w:i w:val="0"/>
           <w:sz w:val="22"/>
         </w:rPr>
-        <w:t>Answer: b</w:t>
+        <w:t>Answer: c</w:t>
       </w:r>
     </w:p>
     <w:p>
@@ -3792,7 +3806,7 @@
           <w:b/>
           <w:color w:val="1E7B1E"/>
         </w:rPr>
-        <w:t>b</w:t>
+        <w:t>c</w:t>
       </w:r>
     </w:p>
     <w:p>
@@ -3806,7 +3820,7 @@
         <w:t xml:space="preserve">🧠 Clinical Rationale: </w:t>
       </w:r>
       <w:r>
-        <w:t>JANANI SHISHU SURAKSHA YOJANA (JSSY) is the programme that reduces MATERNAL AND NEWBORN MORTALITY through SAFE (institutional) DELIVERY and comprehensive free care for the mother and newborn — free delivery, drugs, diagnostics, diet, transport. Poshan is nutrition; Ayushman is insurance; NRHM is the umbrella.</w:t>
+        <w:t>The PONSETI METHOD — serial plaster casting with weekly manipulation, followed by Achilles tenotomy and a foot-abduction brace — is the GOLD STANDARD first-line treatment for clubfoot (talipes equinovarus). Surgery is reserved for resistant/neglected cases; observation alone is never appropriate.</w:t>
       </w:r>
     </w:p>
     <w:p>
@@ -3820,7 +3834,7 @@
         <w:t xml:space="preserve">🔍 Key Clues: </w:t>
       </w:r>
       <w:r>
-        <w:t>Safe delivery + free maternal/newborn care = JSSY.</w:t>
+        <w:t>Clubfoot first-line = Ponseti serial casting (start as early as possible).</w:t>
       </w:r>
     </w:p>
     <w:p>
@@ -3834,7 +3848,7 @@
         <w:t xml:space="preserve">🚨 Priority Principle: </w:t>
       </w:r>
       <w:r>
-        <w:t>Mother-and-baby safety first — prevent complications before they occur and act promptly when they do.</w:t>
+        <w:t>Patient safety and the ABC (airway, breathing, circulation) priorities come before diagnosis, documentation and non-urgent tasks.</w:t>
       </w:r>
     </w:p>
     <w:p>
@@ -3848,7 +3862,7 @@
         <w:t xml:space="preserve">❌ Why Not Other Options: </w:t>
       </w:r>
       <w:r>
-        <w:t>a — Poshan = nutrition. | c — Ayushman Bharat = insurance/hospitalisation. | d — NRHM is the umbrella mission, JSSY is the specific scheme.</w:t>
+        <w:t>a — Surgery is second-line, after casting fails. | b — Observation alone is never appropriate. | d — Physiotherapy alone does not correct the deformity.</w:t>
       </w:r>
     </w:p>
     <w:p>
@@ -3863,7 +3877,7 @@
         <w:t xml:space="preserve">⚠️ Exam Trap: </w:t>
       </w:r>
       <w:r>
-        <w:t>Maternal-newborn safe-delivery schemes: JSY (cash), JSSY/JSSK (free care).</w:t>
+        <w:t>Ponseti = cast + brace; start within the first weeks of life for best results.</w:t>
       </w:r>
     </w:p>
     <w:p>
@@ -3877,7 +3891,7 @@
         <w:t xml:space="preserve">🩺 Clinical Thinking: </w:t>
       </w:r>
       <w:r>
-        <w:t>Recall (the key fact) → Connect (related high-yield facts) → Apply (exam context).</w:t>
+        <w:t>Identify (the problem) → Stabilize (ABC / patient safety) → Reassess (response) → Document (findings).</w:t>
       </w:r>
     </w:p>
     <w:p>
@@ -3892,7 +3906,7 @@
         <w:t xml:space="preserve">💎 PNC Pearl: </w:t>
       </w:r>
       <w:r>
-        <w:t>Safe delivery + free newborn care: JSSY.</w:t>
+        <w:t>Clubfoot: Ponseti serial casting first.</w:t>
       </w:r>
     </w:p>
     <w:p>
@@ -3919,7 +3933,7 @@
         <w:t xml:space="preserve">Question: </w:t>
       </w:r>
       <w:r>
-        <w:t>A community health nurse is managing a 28-year-old woman who develops postpartum hemorrhage (PPH) after delivery and is referred to the Primary Health Center (PHC). Which medication should the nurse prioritize to manage the PPH effectively? (CHN)</w:t>
+        <w:t>A 3-year-old child presents with a history of fever for 3 days, chills, and no other specific symptoms. According to the Integrated Management of Neonatal and Childhood Illness (IMNCI) guidelines, what is the most appropriate initial management for suspected malaria in this child? (Pediatrics)</w:t>
       </w:r>
     </w:p>
     <w:p>
@@ -3932,7 +3946,7 @@
           <w:i w:val="0"/>
           <w:sz w:val="21"/>
         </w:rPr>
-        <w:t xml:space="preserve">(a)  Misoprostol </w:t>
+        <w:t>(a)  Administer oral antibiotics immediately</w:t>
       </w:r>
     </w:p>
     <w:p>
@@ -3945,7 +3959,7 @@
           <w:i w:val="0"/>
           <w:sz w:val="21"/>
         </w:rPr>
-        <w:t xml:space="preserve">(b)  Oxytocin  </w:t>
+        <w:t>(b)  Refer to a higher center without treatment</w:t>
       </w:r>
     </w:p>
     <w:p>
@@ -3958,7 +3972,7 @@
           <w:i w:val="0"/>
           <w:sz w:val="21"/>
         </w:rPr>
-        <w:t xml:space="preserve">(c)  Tranexamic acid </w:t>
+        <w:t>(c)  Perform a rapid diagnostic test for malaria and treat if positive</w:t>
       </w:r>
     </w:p>
     <w:p>
@@ -3971,7 +3985,7 @@
           <w:i w:val="0"/>
           <w:sz w:val="21"/>
         </w:rPr>
-        <w:t>(d)  Ergometrine</w:t>
+        <w:t>(d)  Start antipyretics and observe for 48 hours</w:t>
       </w:r>
     </w:p>
     <w:p>
@@ -3984,7 +3998,7 @@
           <w:i w:val="0"/>
           <w:sz w:val="22"/>
         </w:rPr>
-        <w:t>Answer: b</w:t>
+        <w:t>Answer: c</w:t>
       </w:r>
     </w:p>
     <w:p>
@@ -4009,7 +4023,7 @@
           <w:b/>
           <w:color w:val="1E7B1E"/>
         </w:rPr>
-        <w:t>b</w:t>
+        <w:t>c</w:t>
       </w:r>
     </w:p>
     <w:p>
@@ -4023,7 +4037,7 @@
         <w:t xml:space="preserve">🧠 Clinical Rationale: </w:t>
       </w:r>
       <w:r>
-        <w:t>OXYTOCIN (10 IU IV/IM) is the FIRST-LINE uterotonic for PPH at a PHC — it contracts the uterus to control bleeding. Misoprostol (800 mcg) and ergometrine are alternatives (misoprostol is used when injectables are unavailable); tranexamic acid is adjunctive for fibrinolysis.</w:t>
+        <w:t>Per IMNCI, a child with FEVER + CHILLS in a malaria-endemic area should have a RAPID DIAGNOSTIC TEST (RDT) or blood smear performed; if POSITIVE, treat with the appropriate antimalarial. Empiric antibiotics are for suspected bacterial infection, not malaria; observation without testing risks progression to severe malaria.</w:t>
       </w:r>
     </w:p>
     <w:p>
@@ -4037,7 +4051,7 @@
         <w:t xml:space="preserve">🔍 Key Clues: </w:t>
       </w:r>
       <w:r>
-        <w:t>PPH first-line drug: oxytocin (uterotonic).</w:t>
+        <w:t>Fever + chills in endemic area → RDT first, treat if positive.</w:t>
       </w:r>
     </w:p>
     <w:p>
@@ -4051,7 +4065,7 @@
         <w:t xml:space="preserve">🚨 Priority Principle: </w:t>
       </w:r>
       <w:r>
-        <w:t>Medication safety — the right drug, right dose, right route, right time and right patient — governs every administration decision.</w:t>
+        <w:t>Recall the core fact precisely, then apply it to the clinical context.</w:t>
       </w:r>
     </w:p>
     <w:p>
@@ -4065,7 +4079,7 @@
         <w:t xml:space="preserve">❌ Why Not Other Options: </w:t>
       </w:r>
       <w:r>
-        <w:t>a — Misoprostol is the alternative/heat-stable option. | c — Tranexamic acid is adjunctive. | d — Ergometrine is an alternative (avoid in hypertension).</w:t>
+        <w:t>a — Antibiotics treat bacteria, not malaria. | b — Treat after testing, don't just refer. | d — 48-h observation delays specific treatment.</w:t>
       </w:r>
     </w:p>
     <w:p>
@@ -4080,7 +4094,7 @@
         <w:t xml:space="preserve">⚠️ Exam Trap: </w:t>
       </w:r>
       <w:r>
-        <w:t>PPH drugs: oxytocin first; misoprostol/ergometrine alternatives; tranexamic adjunct.</w:t>
+        <w:t>IMNCI: confirm malaria by test before antimalarials — but treat severe cases immediately if testing is unavailable.</w:t>
       </w:r>
     </w:p>
     <w:p>
@@ -4109,7 +4123,7 @@
         <w:t xml:space="preserve">💎 PNC Pearl: </w:t>
       </w:r>
       <w:r>
-        <w:t>PPH priority drug: oxytocin.</w:t>
+        <w:t>Suspected malaria: RDT → treat if positive.</w:t>
       </w:r>
     </w:p>
     <w:p>
@@ -4136,7 +4150,7 @@
         <w:t xml:space="preserve">Question: </w:t>
       </w:r>
       <w:r>
-        <w:t xml:space="preserve">A nurse is educating a community group about initiatives aimed at reducing newborn and maternal mortality rates. Which national programme in India is specifically designed to address these issues through comprehensive maternal and child health services?  (CHN) </w:t>
+        <w:t>A newborn is diagnosed with neonatal diabetes mellitus type I, presenting with hyperglycemia and weight loss. The pediatrician discusses the management plan with the parents. According to standard protocols, what is the most appropriate initial treatment for this condition? (Pediatrics)</w:t>
       </w:r>
     </w:p>
     <w:p>
@@ -4149,7 +4163,7 @@
           <w:i w:val="0"/>
           <w:sz w:val="21"/>
         </w:rPr>
-        <w:t xml:space="preserve">(a)  National Rural Health Mission (NRHM) </w:t>
+        <w:t>(a)  Oral hypoglycemic agents</w:t>
       </w:r>
     </w:p>
     <w:p>
@@ -4162,7 +4176,7 @@
           <w:i w:val="0"/>
           <w:sz w:val="21"/>
         </w:rPr>
-        <w:t xml:space="preserve">(b)  Janani Shishu Suraksha Karyakram (JSSK) </w:t>
+        <w:t>(b)  Insulin therapy</w:t>
       </w:r>
     </w:p>
     <w:p>
@@ -4175,7 +4189,7 @@
           <w:i w:val="0"/>
           <w:sz w:val="21"/>
         </w:rPr>
-        <w:t>(c)  Integrated Child Development Services (ICDS)</w:t>
+        <w:t>(c)  Dietary management alone</w:t>
       </w:r>
     </w:p>
     <w:p>
@@ -4188,7 +4202,7 @@
           <w:i w:val="0"/>
           <w:sz w:val="21"/>
         </w:rPr>
-        <w:t xml:space="preserve">(d)  National Immunization Programme </w:t>
+        <w:t>(d)  Observation without medication</w:t>
       </w:r>
     </w:p>
     <w:p>
@@ -4240,7 +4254,7 @@
         <w:t xml:space="preserve">🧠 Clinical Rationale: </w:t>
       </w:r>
       <w:r>
-        <w:t>JANANI SHISHU SURAKSHA KARYAKRAM (JSSK) is the programme specifically designed to reduce MATERNAL AND NEWBORN MORTALITY through COMPREHENSIVE free maternal and child health services — free delivery, C-section, drugs, diagnostics, diet and transport, plus free treatment of sick newborns. NRHM is the umbrella; ICDS is nutrition/development; NIP is immunisation.</w:t>
+        <w:t>NEONATAL DIABETES (hyperglycemia + weight loss + polyuria in the newborn) is treated with INSULIN THERAPY — oral hypoglycemics are not first-line in this age group, and dietary management alone cannot control blood glucose. Close monitoring of glucose and hydration is essential alongside insulin.</w:t>
       </w:r>
     </w:p>
     <w:p>
@@ -4254,7 +4268,7 @@
         <w:t xml:space="preserve">🔍 Key Clues: </w:t>
       </w:r>
       <w:r>
-        <w:t>Free maternal + newborn health care = JSSK.</w:t>
+        <w:t>Neonatal diabetes → insulin (oral agents not for neonates).</w:t>
       </w:r>
     </w:p>
     <w:p>
@@ -4282,7 +4296,7 @@
         <w:t xml:space="preserve">❌ Why Not Other Options: </w:t>
       </w:r>
       <w:r>
-        <w:t>a — NRHM is the umbrella mission, not the specific scheme. | c — ICDS = nutrition and early childhood development. | d — Immunisation = the vaccination programme.</w:t>
+        <w:t>a — Oral hypoglycemics are not first-line in neonates. | c — Diet alone cannot control glucose. | d — Observation without medication is unsafe.</w:t>
       </w:r>
     </w:p>
     <w:p>
@@ -4297,7 +4311,7 @@
         <w:t xml:space="preserve">⚠️ Exam Trap: </w:t>
       </w:r>
       <w:r>
-        <w:t>JSSK = free care entitlements (zero-expense delivery); JSY = cash incentive — know both.</w:t>
+        <w:t>Neonatal diabetes is rare; distinguish transient (resolves in weeks) from permanent forms — both start on insulin.</w:t>
       </w:r>
     </w:p>
     <w:p>
@@ -4326,7 +4340,2177 @@
         <w:t xml:space="preserve">💎 PNC Pearl: </w:t>
       </w:r>
       <w:r>
-        <w:t>Maternal/newborn mortality programme: JSSK.</w:t>
+        <w:t>Neonatal diabetes: insulin first.</w:t>
+      </w:r>
+    </w:p>
+    <w:p>
+      <w:pPr>
+        <w:spacing w:after="0" w:before="0"/>
+      </w:pPr>
+      <w:r>
+        <w:rPr>
+          <w:b/>
+          <w:i w:val="0"/>
+          <w:sz w:val="21"/>
+        </w:rPr>
+        <w:t>Positive Marks: 1    Negative Marks: 0.25</w:t>
+      </w:r>
+    </w:p>
+    <w:p>
+      <w:pPr>
+        <w:spacing w:before="280" w:after="40"/>
+      </w:pPr>
+      <w:r>
+        <w:rPr>
+          <w:b/>
+        </w:rPr>
+        <w:t xml:space="preserve">Question: </w:t>
+      </w:r>
+      <w:r>
+        <w:t>A preterm newborn in the NICU is being evaluated for respiratory distress syndrome (RDS). The nurse uses a standardized scale to assess the severity of the condition, noting signs such as grunting, nasal flaring, and retractions. Which scale is most commonly used to assess the severity of RDS in this scenario? (Pediatrics)</w:t>
+      </w:r>
+    </w:p>
+    <w:p>
+      <w:pPr>
+        <w:spacing w:after="20" w:before="0"/>
+      </w:pPr>
+      <w:r>
+        <w:rPr>
+          <w:b w:val="0"/>
+          <w:i w:val="0"/>
+          <w:sz w:val="21"/>
+        </w:rPr>
+        <w:t>(a)  Apgar score</w:t>
+      </w:r>
+    </w:p>
+    <w:p>
+      <w:pPr>
+        <w:spacing w:after="20" w:before="0"/>
+      </w:pPr>
+      <w:r>
+        <w:rPr>
+          <w:b w:val="0"/>
+          <w:i w:val="0"/>
+          <w:sz w:val="21"/>
+        </w:rPr>
+        <w:t>(b)  Silverman-Anderson score</w:t>
+      </w:r>
+    </w:p>
+    <w:p>
+      <w:pPr>
+        <w:spacing w:after="20" w:before="0"/>
+      </w:pPr>
+      <w:r>
+        <w:rPr>
+          <w:b w:val="0"/>
+          <w:i w:val="0"/>
+          <w:sz w:val="21"/>
+        </w:rPr>
+        <w:t>(c)  Ballard score</w:t>
+      </w:r>
+    </w:p>
+    <w:p>
+      <w:pPr>
+        <w:spacing w:after="20" w:before="0"/>
+      </w:pPr>
+      <w:r>
+        <w:rPr>
+          <w:b w:val="0"/>
+          <w:i w:val="0"/>
+          <w:sz w:val="21"/>
+        </w:rPr>
+        <w:t>(d)  Dubowitz score</w:t>
+      </w:r>
+    </w:p>
+    <w:p>
+      <w:pPr>
+        <w:spacing w:after="80" w:before="0"/>
+      </w:pPr>
+      <w:r>
+        <w:rPr>
+          <w:b/>
+          <w:i w:val="0"/>
+          <w:sz w:val="22"/>
+        </w:rPr>
+        <w:t>Answer: b</w:t>
+      </w:r>
+    </w:p>
+    <w:p>
+      <w:pPr>
+        <w:spacing w:after="20"/>
+      </w:pPr>
+      <w:r>
+        <w:rPr>
+          <w:b/>
+        </w:rPr>
+        <w:t xml:space="preserve">Solution: </w:t>
+      </w:r>
+      <w:r>
+        <w:rPr>
+          <w:b/>
+          <w:color w:val="1E7B1E"/>
+        </w:rPr>
+        <w:t xml:space="preserve">✅ Correct Answer: </w:t>
+      </w:r>
+      <w:r>
+        <w:rPr>
+          <w:b/>
+          <w:color w:val="1E7B1E"/>
+        </w:rPr>
+        <w:t>b</w:t>
+      </w:r>
+    </w:p>
+    <w:p>
+      <w:pPr>
+        <w:spacing w:after="20" w:before="0"/>
+      </w:pPr>
+      <w:r>
+        <w:rPr>
+          <w:b/>
+        </w:rPr>
+        <w:t xml:space="preserve">🧠 Clinical Rationale: </w:t>
+      </w:r>
+      <w:r>
+        <w:t>The SILVERMAN-ANDERSON (Silverman) RETRACTION SCORE grades the severity of respiratory distress in the newborn using 5 signs: chest retractions, intercostal indrawing, xiphoid retraction, nasal flaring, and expiratory grunting (score 0-10). Apgar assesses transition at birth; Ballard and Dubowitz assess gestational age.</w:t>
+      </w:r>
+    </w:p>
+    <w:p>
+      <w:pPr>
+        <w:spacing w:after="20" w:before="0"/>
+      </w:pPr>
+      <w:r>
+        <w:rPr>
+          <w:b/>
+        </w:rPr>
+        <w:t xml:space="preserve">🔍 Key Clues: </w:t>
+      </w:r>
+      <w:r>
+        <w:t>RDS severity in newborn → Silverman-Anderson score.</w:t>
+      </w:r>
+    </w:p>
+    <w:p>
+      <w:pPr>
+        <w:spacing w:after="20" w:before="0"/>
+      </w:pPr>
+      <w:r>
+        <w:rPr>
+          <w:b/>
+        </w:rPr>
+        <w:t xml:space="preserve">🚨 Priority Principle: </w:t>
+      </w:r>
+      <w:r>
+        <w:t>Mother-and-baby safety first — prevent complications before they occur and act promptly when they do.</w:t>
+      </w:r>
+    </w:p>
+    <w:p>
+      <w:pPr>
+        <w:spacing w:after="20" w:before="0"/>
+      </w:pPr>
+      <w:r>
+        <w:rPr>
+          <w:b/>
+        </w:rPr>
+        <w:t xml:space="preserve">❌ Why Not Other Options: </w:t>
+      </w:r>
+      <w:r>
+        <w:t>a — Apgar = neonatal transition at 1 and 5 min. | c — Ballard = gestational age assessment. | d — Dubowitz = gestational/maturity assessment.</w:t>
+      </w:r>
+    </w:p>
+    <w:p>
+      <w:pPr>
+        <w:spacing w:after="20" w:before="0"/>
+      </w:pPr>
+      <w:r>
+        <w:rPr>
+          <w:b/>
+          <w:color w:val="B45F06"/>
+        </w:rPr>
+        <w:t xml:space="preserve">⚠️ Exam Trap: </w:t>
+      </w:r>
+      <w:r>
+        <w:t>Apgar = birth transition, Ballard/Dubowitz = maturity — only Silverman grades respiratory distress severity.</w:t>
+      </w:r>
+    </w:p>
+    <w:p>
+      <w:pPr>
+        <w:spacing w:after="20" w:before="0"/>
+      </w:pPr>
+      <w:r>
+        <w:rPr>
+          <w:b/>
+        </w:rPr>
+        <w:t xml:space="preserve">🩺 Clinical Thinking: </w:t>
+      </w:r>
+      <w:r>
+        <w:t>Recall (the key fact) → Connect (related high-yield facts) → Apply (exam context).</w:t>
+      </w:r>
+    </w:p>
+    <w:p>
+      <w:pPr>
+        <w:spacing w:after="20" w:before="0"/>
+      </w:pPr>
+      <w:r>
+        <w:rPr>
+          <w:b/>
+          <w:color w:val="1F3A5F"/>
+        </w:rPr>
+        <w:t xml:space="preserve">💎 PNC Pearl: </w:t>
+      </w:r>
+      <w:r>
+        <w:t>RDS severity: Silverman-Anderson score.</w:t>
+      </w:r>
+    </w:p>
+    <w:p>
+      <w:pPr>
+        <w:spacing w:after="0" w:before="0"/>
+      </w:pPr>
+      <w:r>
+        <w:rPr>
+          <w:b/>
+          <w:i w:val="0"/>
+          <w:sz w:val="21"/>
+        </w:rPr>
+        <w:t>Positive Marks: 1    Negative Marks: 0.25</w:t>
+      </w:r>
+    </w:p>
+    <w:p>
+      <w:pPr>
+        <w:spacing w:before="280" w:after="40"/>
+      </w:pPr>
+      <w:r>
+        <w:rPr>
+          <w:b/>
+        </w:rPr>
+        <w:t xml:space="preserve">Question: </w:t>
+      </w:r>
+      <w:r>
+        <w:t>The nurse observes that a 3-year-old child is playing with clay and notes hold and manipulate the clay using fingers. According to developmental norms, which fine motor skill is this child demonstrating? (Pediatrics)</w:t>
+      </w:r>
+    </w:p>
+    <w:p>
+      <w:pPr>
+        <w:spacing w:after="20" w:before="0"/>
+      </w:pPr>
+      <w:r>
+        <w:rPr>
+          <w:b w:val="0"/>
+          <w:i w:val="0"/>
+          <w:sz w:val="21"/>
+        </w:rPr>
+        <w:t>(a)  Scribbling with a crayon</w:t>
+      </w:r>
+    </w:p>
+    <w:p>
+      <w:pPr>
+        <w:spacing w:after="20" w:before="0"/>
+      </w:pPr>
+      <w:r>
+        <w:rPr>
+          <w:b w:val="0"/>
+          <w:i w:val="0"/>
+          <w:sz w:val="21"/>
+        </w:rPr>
+        <w:t>(b)  Building a tower of 6-8 blocks</w:t>
+      </w:r>
+    </w:p>
+    <w:p>
+      <w:pPr>
+        <w:spacing w:after="20" w:before="0"/>
+      </w:pPr>
+      <w:r>
+        <w:rPr>
+          <w:b w:val="0"/>
+          <w:i w:val="0"/>
+          <w:sz w:val="21"/>
+        </w:rPr>
+        <w:t>(c)  Using fingers to mold clay</w:t>
+      </w:r>
+    </w:p>
+    <w:p>
+      <w:pPr>
+        <w:spacing w:after="20" w:before="0"/>
+      </w:pPr>
+      <w:r>
+        <w:rPr>
+          <w:b w:val="0"/>
+          <w:i w:val="0"/>
+          <w:sz w:val="21"/>
+        </w:rPr>
+        <w:t>(d)  Copying a circle</w:t>
+      </w:r>
+    </w:p>
+    <w:p>
+      <w:pPr>
+        <w:spacing w:after="80" w:before="0"/>
+      </w:pPr>
+      <w:r>
+        <w:rPr>
+          <w:b/>
+          <w:i w:val="0"/>
+          <w:sz w:val="22"/>
+        </w:rPr>
+        <w:t>Answer: c</w:t>
+      </w:r>
+    </w:p>
+    <w:p>
+      <w:pPr>
+        <w:spacing w:after="20"/>
+      </w:pPr>
+      <w:r>
+        <w:rPr>
+          <w:b/>
+        </w:rPr>
+        <w:t xml:space="preserve">Solution: </w:t>
+      </w:r>
+      <w:r>
+        <w:rPr>
+          <w:b/>
+          <w:color w:val="1E7B1E"/>
+        </w:rPr>
+        <w:t xml:space="preserve">✅ Correct Answer: </w:t>
+      </w:r>
+      <w:r>
+        <w:rPr>
+          <w:b/>
+          <w:color w:val="1E7B1E"/>
+        </w:rPr>
+        <w:t>c</w:t>
+      </w:r>
+    </w:p>
+    <w:p>
+      <w:pPr>
+        <w:spacing w:after="20" w:before="0"/>
+      </w:pPr>
+      <w:r>
+        <w:rPr>
+          <w:b/>
+        </w:rPr>
+        <w:t xml:space="preserve">🧠 Clinical Rationale: </w:t>
+      </w:r>
+      <w:r>
+        <w:t>At around 3 YEARS, fine motor development includes holding and MANIPULATING CLAY with the fingers, building a tower of 9-10 blocks, and copying a circle. The skill the child is DEMONSTRATING in the stem is USING FINGERS TO MOLD CLAY — the question asks what the observed behavior represents.</w:t>
+      </w:r>
+    </w:p>
+    <w:p>
+      <w:pPr>
+        <w:spacing w:after="20" w:before="0"/>
+      </w:pPr>
+      <w:r>
+        <w:rPr>
+          <w:b/>
+        </w:rPr>
+        <w:t xml:space="preserve">🔍 Key Clues: </w:t>
+      </w:r>
+      <w:r>
+        <w:t>The stem describes the observed behavior — answer the skill being demonstrated.</w:t>
+      </w:r>
+    </w:p>
+    <w:p>
+      <w:pPr>
+        <w:spacing w:after="20" w:before="0"/>
+      </w:pPr>
+      <w:r>
+        <w:rPr>
+          <w:b/>
+        </w:rPr>
+        <w:t xml:space="preserve">🚨 Priority Principle: </w:t>
+      </w:r>
+      <w:r>
+        <w:t>Patient safety and dignity guide care — reduce risk, avoid confrontation and involve the patient.</w:t>
+      </w:r>
+    </w:p>
+    <w:p>
+      <w:pPr>
+        <w:spacing w:after="20" w:before="0"/>
+      </w:pPr>
+      <w:r>
+        <w:rPr>
+          <w:b/>
+        </w:rPr>
+        <w:t xml:space="preserve">❌ Why Not Other Options: </w:t>
+      </w:r>
+      <w:r>
+        <w:t>a — Scribbling is a 2-year skill. | b — Tower of 6-8 blocks is a 2.5-year skill. | d — Copying a circle is also 3 years, but is not the observed behavior.</w:t>
+      </w:r>
+    </w:p>
+    <w:p>
+      <w:pPr>
+        <w:spacing w:after="20" w:before="0"/>
+      </w:pPr>
+      <w:r>
+        <w:rPr>
+          <w:b/>
+          <w:color w:val="B45F06"/>
+        </w:rPr>
+        <w:t xml:space="preserve">⚠️ Exam Trap: </w:t>
+      </w:r>
+      <w:r>
+        <w:t>Answer the behavior IN THE STEM — don't pick another age-appropriate skill that wasn't demonstrated.</w:t>
+      </w:r>
+    </w:p>
+    <w:p>
+      <w:pPr>
+        <w:spacing w:after="20" w:before="0"/>
+      </w:pPr>
+      <w:r>
+        <w:rPr>
+          <w:b/>
+        </w:rPr>
+        <w:t xml:space="preserve">🩺 Clinical Thinking: </w:t>
+      </w:r>
+      <w:r>
+        <w:t>Recall (the key fact) → Connect (related high-yield facts) → Apply (exam context).</w:t>
+      </w:r>
+    </w:p>
+    <w:p>
+      <w:pPr>
+        <w:spacing w:after="20" w:before="0"/>
+      </w:pPr>
+      <w:r>
+        <w:rPr>
+          <w:b/>
+          <w:color w:val="1F3A5F"/>
+        </w:rPr>
+        <w:t xml:space="preserve">💎 PNC Pearl: </w:t>
+      </w:r>
+      <w:r>
+        <w:t>3 years: mold clay with fingers, build 9-10 block tower, copy circle.</w:t>
+      </w:r>
+    </w:p>
+    <w:p>
+      <w:pPr>
+        <w:spacing w:after="0" w:before="0"/>
+      </w:pPr>
+      <w:r>
+        <w:rPr>
+          <w:b/>
+          <w:i w:val="0"/>
+          <w:sz w:val="21"/>
+        </w:rPr>
+        <w:t>Positive Marks: 1    Negative Marks: 0.25</w:t>
+      </w:r>
+    </w:p>
+    <w:p>
+      <w:pPr>
+        <w:spacing w:before="280" w:after="40"/>
+      </w:pPr>
+      <w:r>
+        <w:rPr>
+          <w:b/>
+        </w:rPr>
+        <w:t xml:space="preserve">Question: </w:t>
+      </w:r>
+      <w:r>
+        <w:t>A newborn is diagnosed with a meningocele, and the pediatric nurse is preparing to assist with cerebrospinal fluid (CSF) analysis to evaluate for associated complications. During the assessment, the nurse observes a sac-like protrusion on the infant's lower back. What is the most likely finding in the CSF analysis if the meningocele is not associated with infection or hemorrhage? (Pediatrics)</w:t>
+      </w:r>
+    </w:p>
+    <w:p>
+      <w:pPr>
+        <w:spacing w:after="20" w:before="0"/>
+      </w:pPr>
+      <w:r>
+        <w:rPr>
+          <w:b w:val="0"/>
+          <w:i w:val="0"/>
+          <w:sz w:val="21"/>
+        </w:rPr>
+        <w:t>(a)  Elevated white blood cell count</w:t>
+      </w:r>
+    </w:p>
+    <w:p>
+      <w:pPr>
+        <w:spacing w:after="20" w:before="0"/>
+      </w:pPr>
+      <w:r>
+        <w:rPr>
+          <w:b w:val="0"/>
+          <w:i w:val="0"/>
+          <w:sz w:val="21"/>
+        </w:rPr>
+        <w:t>(b)  Normal CSF composition</w:t>
+      </w:r>
+    </w:p>
+    <w:p>
+      <w:pPr>
+        <w:spacing w:after="20" w:before="0"/>
+      </w:pPr>
+      <w:r>
+        <w:rPr>
+          <w:b w:val="0"/>
+          <w:i w:val="0"/>
+          <w:sz w:val="21"/>
+        </w:rPr>
+        <w:t>(c)  Increased red blood cell count</w:t>
+      </w:r>
+    </w:p>
+    <w:p>
+      <w:pPr>
+        <w:spacing w:after="20" w:before="0"/>
+      </w:pPr>
+      <w:r>
+        <w:rPr>
+          <w:b w:val="0"/>
+          <w:i w:val="0"/>
+          <w:sz w:val="21"/>
+        </w:rPr>
+        <w:t>(d)  Decreased glucose levels</w:t>
+      </w:r>
+    </w:p>
+    <w:p>
+      <w:pPr>
+        <w:spacing w:after="80" w:before="0"/>
+      </w:pPr>
+      <w:r>
+        <w:rPr>
+          <w:b/>
+          <w:i w:val="0"/>
+          <w:sz w:val="22"/>
+        </w:rPr>
+        <w:t>Answer: b</w:t>
+      </w:r>
+    </w:p>
+    <w:p>
+      <w:pPr>
+        <w:spacing w:after="20"/>
+      </w:pPr>
+      <w:r>
+        <w:rPr>
+          <w:b/>
+        </w:rPr>
+        <w:t xml:space="preserve">Solution: </w:t>
+      </w:r>
+      <w:r>
+        <w:rPr>
+          <w:b/>
+          <w:color w:val="1E7B1E"/>
+        </w:rPr>
+        <w:t xml:space="preserve">✅ Correct Answer: </w:t>
+      </w:r>
+      <w:r>
+        <w:rPr>
+          <w:b/>
+          <w:color w:val="1E7B1E"/>
+        </w:rPr>
+        <w:t>b</w:t>
+      </w:r>
+    </w:p>
+    <w:p>
+      <w:pPr>
+        <w:spacing w:after="20" w:before="0"/>
+      </w:pPr>
+      <w:r>
+        <w:rPr>
+          <w:b/>
+        </w:rPr>
+        <w:t xml:space="preserve">🧠 Clinical Rationale: </w:t>
+      </w:r>
+      <w:r>
+        <w:t>A MENINGOCELE is a sac of meninges + CSF WITHOUT neural tissue. If there is no associated infection or hemorrhage, the CSF analysis will be NORMAL — elevated WBC suggests meningitis, increased RBC suggests hemorrhage, and low glucose suggests infection/inflammation.</w:t>
+      </w:r>
+    </w:p>
+    <w:p>
+      <w:pPr>
+        <w:spacing w:after="20" w:before="0"/>
+      </w:pPr>
+      <w:r>
+        <w:rPr>
+          <w:b/>
+        </w:rPr>
+        <w:t xml:space="preserve">🔍 Key Clues: </w:t>
+      </w:r>
+      <w:r>
+        <w:t>Meningocele = meninges + CSF only → CSF normal without infection/hemorrhage.</w:t>
+      </w:r>
+    </w:p>
+    <w:p>
+      <w:pPr>
+        <w:spacing w:after="20" w:before="0"/>
+      </w:pPr>
+      <w:r>
+        <w:rPr>
+          <w:b/>
+        </w:rPr>
+        <w:t xml:space="preserve">🚨 Priority Principle: </w:t>
+      </w:r>
+      <w:r>
+        <w:t>Prevention and asepsis first — safe handling and precautions protect both the patient and the caregiver.</w:t>
+      </w:r>
+    </w:p>
+    <w:p>
+      <w:pPr>
+        <w:spacing w:after="20" w:before="0"/>
+      </w:pPr>
+      <w:r>
+        <w:rPr>
+          <w:b/>
+        </w:rPr>
+        <w:t xml:space="preserve">❌ Why Not Other Options: </w:t>
+      </w:r>
+      <w:r>
+        <w:t>a — Elevated WBC = infection/meningitis. | c — Increased RBC = hemorrhage. | d — Decreased glucose = infection/inflammation.</w:t>
+      </w:r>
+    </w:p>
+    <w:p>
+      <w:pPr>
+        <w:spacing w:after="20" w:before="0"/>
+      </w:pPr>
+      <w:r>
+        <w:rPr>
+          <w:b/>
+          <w:color w:val="B45F06"/>
+        </w:rPr>
+        <w:t xml:space="preserve">⚠️ Exam Trap: </w:t>
+      </w:r>
+      <w:r>
+        <w:t>Meningocele (no neural tissue) vs myelomeningocele (neural tissue in sac) — only myelomeningocele carries nerve deficits.</w:t>
+      </w:r>
+    </w:p>
+    <w:p>
+      <w:pPr>
+        <w:spacing w:after="20" w:before="0"/>
+      </w:pPr>
+      <w:r>
+        <w:rPr>
+          <w:b/>
+        </w:rPr>
+        <w:t xml:space="preserve">🩺 Clinical Thinking: </w:t>
+      </w:r>
+      <w:r>
+        <w:t>Recall (the key fact) → Connect (related high-yield facts) → Apply (exam context).</w:t>
+      </w:r>
+    </w:p>
+    <w:p>
+      <w:pPr>
+        <w:spacing w:after="20" w:before="0"/>
+      </w:pPr>
+      <w:r>
+        <w:rPr>
+          <w:b/>
+          <w:color w:val="1F3A5F"/>
+        </w:rPr>
+        <w:t xml:space="preserve">💎 PNC Pearl: </w:t>
+      </w:r>
+      <w:r>
+        <w:t>Uncomplicated meningocele: CSF normal.</w:t>
+      </w:r>
+    </w:p>
+    <w:p>
+      <w:pPr>
+        <w:spacing w:after="0" w:before="0"/>
+      </w:pPr>
+      <w:r>
+        <w:rPr>
+          <w:b/>
+          <w:i w:val="0"/>
+          <w:sz w:val="21"/>
+        </w:rPr>
+        <w:t>Positive Marks: 1    Negative Marks: 0.25</w:t>
+      </w:r>
+    </w:p>
+    <w:p>
+      <w:pPr>
+        <w:spacing w:before="280" w:after="40"/>
+      </w:pPr>
+      <w:r>
+        <w:rPr>
+          <w:b/>
+        </w:rPr>
+        <w:t xml:space="preserve">Question: </w:t>
+      </w:r>
+      <w:r>
+        <w:t>A newborn is diagnosed with myelomeningocele and is being monitored in the NICU. The nurse is instructed to observe the anterior fontanelle as part of the neurological assessment. What is the most likely finding related to the anterior fontanelle if there is increased intracranial pressure? (Pediatrics)</w:t>
+      </w:r>
+    </w:p>
+    <w:p>
+      <w:pPr>
+        <w:spacing w:after="20" w:before="0"/>
+      </w:pPr>
+      <w:r>
+        <w:rPr>
+          <w:b w:val="0"/>
+          <w:i w:val="0"/>
+          <w:sz w:val="21"/>
+        </w:rPr>
+        <w:t>(a)  Sunken fontanelle</w:t>
+      </w:r>
+    </w:p>
+    <w:p>
+      <w:pPr>
+        <w:spacing w:after="20" w:before="0"/>
+      </w:pPr>
+      <w:r>
+        <w:rPr>
+          <w:b w:val="0"/>
+          <w:i w:val="0"/>
+          <w:sz w:val="21"/>
+        </w:rPr>
+        <w:t>(b)  Normal fontanelle</w:t>
+      </w:r>
+    </w:p>
+    <w:p>
+      <w:pPr>
+        <w:spacing w:after="20" w:before="0"/>
+      </w:pPr>
+      <w:r>
+        <w:rPr>
+          <w:b w:val="0"/>
+          <w:i w:val="0"/>
+          <w:sz w:val="21"/>
+        </w:rPr>
+        <w:t>(c)  Bulging fontanelle</w:t>
+      </w:r>
+    </w:p>
+    <w:p>
+      <w:pPr>
+        <w:spacing w:after="20" w:before="0"/>
+      </w:pPr>
+      <w:r>
+        <w:rPr>
+          <w:b w:val="0"/>
+          <w:i w:val="0"/>
+          <w:sz w:val="21"/>
+        </w:rPr>
+        <w:t>(d)  Closed fontanelle</w:t>
+      </w:r>
+    </w:p>
+    <w:p>
+      <w:pPr>
+        <w:spacing w:after="80" w:before="0"/>
+      </w:pPr>
+      <w:r>
+        <w:rPr>
+          <w:b/>
+          <w:i w:val="0"/>
+          <w:sz w:val="22"/>
+        </w:rPr>
+        <w:t>Answer: c</w:t>
+      </w:r>
+    </w:p>
+    <w:p>
+      <w:pPr>
+        <w:spacing w:after="20"/>
+      </w:pPr>
+      <w:r>
+        <w:rPr>
+          <w:b/>
+        </w:rPr>
+        <w:t xml:space="preserve">Solution: </w:t>
+      </w:r>
+      <w:r>
+        <w:rPr>
+          <w:b/>
+          <w:color w:val="1E7B1E"/>
+        </w:rPr>
+        <w:t xml:space="preserve">✅ Correct Answer: </w:t>
+      </w:r>
+      <w:r>
+        <w:rPr>
+          <w:b/>
+          <w:color w:val="1E7B1E"/>
+        </w:rPr>
+        <w:t>c</w:t>
+      </w:r>
+    </w:p>
+    <w:p>
+      <w:pPr>
+        <w:spacing w:after="20" w:before="0"/>
+      </w:pPr>
+      <w:r>
+        <w:rPr>
+          <w:b/>
+        </w:rPr>
+        <w:t xml:space="preserve">🧠 Clinical Rationale: </w:t>
+      </w:r>
+      <w:r>
+        <w:t>INCREASED INTRACRANIAL PRESSURE in the infant is indicated by a BULGING, tense anterior fontanelle. A SUNKEN fontanelle indicates DEHYDRATION. The anterior fontanelle normally closes between 12-18 months.</w:t>
+      </w:r>
+    </w:p>
+    <w:p>
+      <w:pPr>
+        <w:spacing w:after="20" w:before="0"/>
+      </w:pPr>
+      <w:r>
+        <w:rPr>
+          <w:b/>
+        </w:rPr>
+        <w:t xml:space="preserve">🔍 Key Clues: </w:t>
+      </w:r>
+      <w:r>
+        <w:t>↑ICP in infant → bulging, tense fontanelle.</w:t>
+      </w:r>
+    </w:p>
+    <w:p>
+      <w:pPr>
+        <w:spacing w:after="20" w:before="0"/>
+      </w:pPr>
+      <w:r>
+        <w:rPr>
+          <w:b/>
+        </w:rPr>
+        <w:t xml:space="preserve">🚨 Priority Principle: </w:t>
+      </w:r>
+      <w:r>
+        <w:t>Mother-and-baby safety first — prevent complications before they occur and act promptly when they do.</w:t>
+      </w:r>
+    </w:p>
+    <w:p>
+      <w:pPr>
+        <w:spacing w:after="20" w:before="0"/>
+      </w:pPr>
+      <w:r>
+        <w:rPr>
+          <w:b/>
+        </w:rPr>
+        <w:t xml:space="preserve">❌ Why Not Other Options: </w:t>
+      </w:r>
+      <w:r>
+        <w:t>a — Sunken fontanelle = dehydration. | b — Normal fontanelle = flat, level with skull. | d — Closed = normally after 12-18 months.</w:t>
+      </w:r>
+    </w:p>
+    <w:p>
+      <w:pPr>
+        <w:spacing w:after="20" w:before="0"/>
+      </w:pPr>
+      <w:r>
+        <w:rPr>
+          <w:b/>
+          <w:color w:val="B45F06"/>
+        </w:rPr>
+        <w:t xml:space="preserve">⚠️ Exam Trap: </w:t>
+      </w:r>
+      <w:r>
+        <w:t>Fontanelle direction: bulging = pressure up; sunken = fluid down.</w:t>
+      </w:r>
+    </w:p>
+    <w:p>
+      <w:pPr>
+        <w:spacing w:after="20" w:before="0"/>
+      </w:pPr>
+      <w:r>
+        <w:rPr>
+          <w:b/>
+        </w:rPr>
+        <w:t xml:space="preserve">🩺 Clinical Thinking: </w:t>
+      </w:r>
+      <w:r>
+        <w:t>Recall (the key fact) → Connect (related high-yield facts) → Apply (exam context).</w:t>
+      </w:r>
+    </w:p>
+    <w:p>
+      <w:pPr>
+        <w:spacing w:after="20" w:before="0"/>
+      </w:pPr>
+      <w:r>
+        <w:rPr>
+          <w:b/>
+          <w:color w:val="1F3A5F"/>
+        </w:rPr>
+        <w:t xml:space="preserve">💎 PNC Pearl: </w:t>
+      </w:r>
+      <w:r>
+        <w:t>Bulging fontanelle = ↑ICP; sunken = dehydration.</w:t>
+      </w:r>
+    </w:p>
+    <w:p>
+      <w:pPr>
+        <w:spacing w:after="0" w:before="0"/>
+      </w:pPr>
+      <w:r>
+        <w:rPr>
+          <w:b/>
+          <w:i w:val="0"/>
+          <w:sz w:val="21"/>
+        </w:rPr>
+        <w:t>Positive Marks: 1    Negative Marks: 0.25</w:t>
+      </w:r>
+    </w:p>
+    <w:p>
+      <w:pPr>
+        <w:spacing w:before="280" w:after="40"/>
+      </w:pPr>
+      <w:r>
+        <w:rPr>
+          <w:b/>
+        </w:rPr>
+        <w:t xml:space="preserve">Question: </w:t>
+      </w:r>
+      <w:r>
+        <w:t>A 5-year-old child with asthma is prescribed 2 puffs of Asthalin (salbutamol) every 6 hours for 25 days by the pediatrician. During a follow-up visit, the nurse educates the parents on the proper use of the inhaler and potential side effects. What is the most important instruction the nurse should provide regarding the administration of Asthalin? (Pediatrics)</w:t>
+      </w:r>
+    </w:p>
+    <w:p>
+      <w:pPr>
+        <w:spacing w:after="20" w:before="0"/>
+      </w:pPr>
+      <w:r>
+        <w:rPr>
+          <w:b w:val="0"/>
+          <w:i w:val="0"/>
+          <w:sz w:val="21"/>
+        </w:rPr>
+        <w:t>(a)  Administer only during acute asthma attacks</w:t>
+      </w:r>
+    </w:p>
+    <w:p>
+      <w:pPr>
+        <w:spacing w:after="20" w:before="0"/>
+      </w:pPr>
+      <w:r>
+        <w:rPr>
+          <w:b w:val="0"/>
+          <w:i w:val="0"/>
+          <w:sz w:val="21"/>
+        </w:rPr>
+        <w:t>(b)  Use a spacer device for effective delivery</w:t>
+      </w:r>
+    </w:p>
+    <w:p>
+      <w:pPr>
+        <w:spacing w:after="20" w:before="0"/>
+      </w:pPr>
+      <w:r>
+        <w:rPr>
+          <w:b w:val="0"/>
+          <w:i w:val="0"/>
+          <w:sz w:val="21"/>
+        </w:rPr>
+        <w:t>(c)  Increase to 4 puffs if symptoms worsen</w:t>
+      </w:r>
+    </w:p>
+    <w:p>
+      <w:pPr>
+        <w:spacing w:after="20" w:before="0"/>
+      </w:pPr>
+      <w:r>
+        <w:rPr>
+          <w:b w:val="0"/>
+          <w:i w:val="0"/>
+          <w:sz w:val="21"/>
+        </w:rPr>
+        <w:t>(d)  Administer before meals only</w:t>
+      </w:r>
+    </w:p>
+    <w:p>
+      <w:pPr>
+        <w:spacing w:after="80" w:before="0"/>
+      </w:pPr>
+      <w:r>
+        <w:rPr>
+          <w:b/>
+          <w:i w:val="0"/>
+          <w:sz w:val="22"/>
+        </w:rPr>
+        <w:t>Answer: b</w:t>
+      </w:r>
+    </w:p>
+    <w:p>
+      <w:pPr>
+        <w:spacing w:after="20"/>
+      </w:pPr>
+      <w:r>
+        <w:rPr>
+          <w:b/>
+        </w:rPr>
+        <w:t xml:space="preserve">Solution: </w:t>
+      </w:r>
+      <w:r>
+        <w:rPr>
+          <w:b/>
+          <w:color w:val="1E7B1E"/>
+        </w:rPr>
+        <w:t xml:space="preserve">✅ Correct Answer: </w:t>
+      </w:r>
+      <w:r>
+        <w:rPr>
+          <w:b/>
+          <w:color w:val="1E7B1E"/>
+        </w:rPr>
+        <w:t>b</w:t>
+      </w:r>
+    </w:p>
+    <w:p>
+      <w:pPr>
+        <w:spacing w:after="20" w:before="0"/>
+      </w:pPr>
+      <w:r>
+        <w:rPr>
+          <w:b/>
+        </w:rPr>
+        <w:t xml:space="preserve">🧠 Clinical Rationale: </w:t>
+      </w:r>
+      <w:r>
+        <w:t>USING A SPACER DEVICE is the MOST IMPORTANT instruction for a child on a metered-dose inhaler — it improves drug delivery to the lungs and reduces oropharyngeal deposition, especially in children who cannot coordinate actuation with inhalation. The medication was prescribed regularly (every 6 hours), not only during attacks.</w:t>
+      </w:r>
+    </w:p>
+    <w:p>
+      <w:pPr>
+        <w:spacing w:after="20" w:before="0"/>
+      </w:pPr>
+      <w:r>
+        <w:rPr>
+          <w:b/>
+        </w:rPr>
+        <w:t xml:space="preserve">🔍 Key Clues: </w:t>
+      </w:r>
+      <w:r>
+        <w:t>MDI in young child → spacer for effective, coordinated delivery.</w:t>
+      </w:r>
+    </w:p>
+    <w:p>
+      <w:pPr>
+        <w:spacing w:after="20" w:before="0"/>
+      </w:pPr>
+      <w:r>
+        <w:rPr>
+          <w:b/>
+        </w:rPr>
+        <w:t xml:space="preserve">🚨 Priority Principle: </w:t>
+      </w:r>
+      <w:r>
+        <w:t>Medication safety — the right drug, right dose, right route, right time and right patient — governs every administration decision.</w:t>
+      </w:r>
+    </w:p>
+    <w:p>
+      <w:pPr>
+        <w:spacing w:after="20" w:before="0"/>
+      </w:pPr>
+      <w:r>
+        <w:rPr>
+          <w:b/>
+        </w:rPr>
+        <w:t xml:space="preserve">❌ Why Not Other Options: </w:t>
+      </w:r>
+      <w:r>
+        <w:t>a — It was prescribed regularly, not as needed. | c — Dose changes need prescriber approval. | d — Timing with meals is not the key point.</w:t>
+      </w:r>
+    </w:p>
+    <w:p>
+      <w:pPr>
+        <w:spacing w:after="20" w:before="0"/>
+      </w:pPr>
+      <w:r>
+        <w:rPr>
+          <w:b/>
+          <w:color w:val="B45F06"/>
+        </w:rPr>
+        <w:t xml:space="preserve">⚠️ Exam Trap: </w:t>
+      </w:r>
+      <w:r>
+        <w:t>Spacer + rinse mouth after steroid inhalers; salbutamol overuse suggests poor control — review the action plan.</w:t>
+      </w:r>
+    </w:p>
+    <w:p>
+      <w:pPr>
+        <w:spacing w:after="20" w:before="0"/>
+      </w:pPr>
+      <w:r>
+        <w:rPr>
+          <w:b/>
+        </w:rPr>
+        <w:t xml:space="preserve">🩺 Clinical Thinking: </w:t>
+      </w:r>
+      <w:r>
+        <w:t>Recall (the key fact) → Connect (related high-yield facts) → Apply (exam context).</w:t>
+      </w:r>
+    </w:p>
+    <w:p>
+      <w:pPr>
+        <w:spacing w:after="20" w:before="0"/>
+      </w:pPr>
+      <w:r>
+        <w:rPr>
+          <w:b/>
+          <w:color w:val="1F3A5F"/>
+        </w:rPr>
+        <w:t xml:space="preserve">💎 PNC Pearl: </w:t>
+      </w:r>
+      <w:r>
+        <w:t>Child + MDI = use a spacer.</w:t>
+      </w:r>
+    </w:p>
+    <w:p>
+      <w:pPr>
+        <w:spacing w:after="0" w:before="0"/>
+      </w:pPr>
+      <w:r>
+        <w:rPr>
+          <w:b/>
+          <w:i w:val="0"/>
+          <w:sz w:val="21"/>
+        </w:rPr>
+        <w:t>Positive Marks: 1    Negative Marks: 0.25</w:t>
+      </w:r>
+    </w:p>
+    <w:p>
+      <w:pPr>
+        <w:spacing w:before="280" w:after="40"/>
+      </w:pPr>
+      <w:r>
+        <w:rPr>
+          <w:b/>
+        </w:rPr>
+        <w:t xml:space="preserve">Question: </w:t>
+      </w:r>
+      <w:r>
+        <w:t>A 14-day-old neonate presents to the pediatric clinic with fast breathing, irritability, and poor feeding. The nurse suspects possible jaundice or infection. What is the most appropriate initial action to assess the neonate's condition? (Pediatrics)</w:t>
+      </w:r>
+    </w:p>
+    <w:p>
+      <w:pPr>
+        <w:spacing w:after="20" w:before="0"/>
+      </w:pPr>
+      <w:r>
+        <w:rPr>
+          <w:b w:val="0"/>
+          <w:i w:val="0"/>
+          <w:sz w:val="21"/>
+        </w:rPr>
+        <w:t>(a)  Administer oral antibiotics immediately</w:t>
+      </w:r>
+    </w:p>
+    <w:p>
+      <w:pPr>
+        <w:spacing w:after="20" w:before="0"/>
+      </w:pPr>
+      <w:r>
+        <w:rPr>
+          <w:b w:val="0"/>
+          <w:i w:val="0"/>
+          <w:sz w:val="21"/>
+        </w:rPr>
+        <w:t>(b)  Perform a complete clinical assessment and check for jaundice or signs of infection</w:t>
+      </w:r>
+    </w:p>
+    <w:p>
+      <w:pPr>
+        <w:spacing w:after="20" w:before="0"/>
+      </w:pPr>
+      <w:r>
+        <w:rPr>
+          <w:b w:val="0"/>
+          <w:i w:val="0"/>
+          <w:sz w:val="21"/>
+        </w:rPr>
+        <w:t>(c)  Start phototherapy without further evaluation</w:t>
+      </w:r>
+    </w:p>
+    <w:p>
+      <w:pPr>
+        <w:spacing w:after="20" w:before="0"/>
+      </w:pPr>
+      <w:r>
+        <w:rPr>
+          <w:b w:val="0"/>
+          <w:i w:val="0"/>
+          <w:sz w:val="21"/>
+        </w:rPr>
+        <w:t>(d)  Advise the mother to increase breastfeeding frequency</w:t>
+      </w:r>
+    </w:p>
+    <w:p>
+      <w:pPr>
+        <w:spacing w:after="80" w:before="0"/>
+      </w:pPr>
+      <w:r>
+        <w:rPr>
+          <w:b/>
+          <w:i w:val="0"/>
+          <w:sz w:val="22"/>
+        </w:rPr>
+        <w:t>Answer: b</w:t>
+      </w:r>
+    </w:p>
+    <w:p>
+      <w:pPr>
+        <w:spacing w:after="20"/>
+      </w:pPr>
+      <w:r>
+        <w:rPr>
+          <w:b/>
+        </w:rPr>
+        <w:t xml:space="preserve">Solution: </w:t>
+      </w:r>
+      <w:r>
+        <w:rPr>
+          <w:b/>
+          <w:color w:val="1E7B1E"/>
+        </w:rPr>
+        <w:t xml:space="preserve">✅ Correct Answer: </w:t>
+      </w:r>
+      <w:r>
+        <w:rPr>
+          <w:b/>
+          <w:color w:val="1E7B1E"/>
+        </w:rPr>
+        <w:t>b</w:t>
+      </w:r>
+    </w:p>
+    <w:p>
+      <w:pPr>
+        <w:spacing w:after="20" w:before="0"/>
+      </w:pPr>
+      <w:r>
+        <w:rPr>
+          <w:b/>
+        </w:rPr>
+        <w:t xml:space="preserve">🧠 Clinical Rationale: </w:t>
+      </w:r>
+      <w:r>
+        <w:t>The MOST APPROPRIATE INITIAL ACTION is a COMPLETE CLINICAL ASSESSMENT — history, vital signs, weight, feeding assessment, and examination for JAUNDICE or SIGNS OF INFECTION (lethargy, fever, poor perfusion, umbilical redness). Empiric antibiotics, phototherapy, or feeding advice should follow the assessment findings.</w:t>
+      </w:r>
+    </w:p>
+    <w:p>
+      <w:pPr>
+        <w:spacing w:after="20" w:before="0"/>
+      </w:pPr>
+      <w:r>
+        <w:rPr>
+          <w:b/>
+        </w:rPr>
+        <w:t xml:space="preserve">🔍 Key Clues: </w:t>
+      </w:r>
+      <w:r>
+        <w:t>Initial action = assess first (complete clinical assessment) before treating.</w:t>
+      </w:r>
+    </w:p>
+    <w:p>
+      <w:pPr>
+        <w:spacing w:after="20" w:before="0"/>
+      </w:pPr>
+      <w:r>
+        <w:rPr>
+          <w:b/>
+        </w:rPr>
+        <w:t xml:space="preserve">🚨 Priority Principle: </w:t>
+      </w:r>
+      <w:r>
+        <w:t>Prevention and asepsis first — safe handling and precautions protect both the patient and the caregiver.</w:t>
+      </w:r>
+    </w:p>
+    <w:p>
+      <w:pPr>
+        <w:spacing w:after="20" w:before="0"/>
+      </w:pPr>
+      <w:r>
+        <w:rPr>
+          <w:b/>
+        </w:rPr>
+        <w:t xml:space="preserve">❌ Why Not Other Options: </w:t>
+      </w:r>
+      <w:r>
+        <w:t>a — Antibiotics without assessment findings are premature. | c — Phototherapy needs a bilirubin level first. | d — Feeding advice does not address possible infection.</w:t>
+      </w:r>
+    </w:p>
+    <w:p>
+      <w:pPr>
+        <w:spacing w:after="20" w:before="0"/>
+      </w:pPr>
+      <w:r>
+        <w:rPr>
+          <w:b/>
+          <w:color w:val="B45F06"/>
+        </w:rPr>
+        <w:t xml:space="preserve">⚠️ Exam Trap: </w:t>
+      </w:r>
+      <w:r>
+        <w:t>In neonates, 'initial action' questions: assess → treat. Never jump to antibiotics or phototherapy.</w:t>
+      </w:r>
+    </w:p>
+    <w:p>
+      <w:pPr>
+        <w:spacing w:after="20" w:before="0"/>
+      </w:pPr>
+      <w:r>
+        <w:rPr>
+          <w:b/>
+        </w:rPr>
+        <w:t xml:space="preserve">🩺 Clinical Thinking: </w:t>
+      </w:r>
+      <w:r>
+        <w:t>Recall (the key fact) → Connect (related high-yield facts) → Apply (exam context).</w:t>
+      </w:r>
+    </w:p>
+    <w:p>
+      <w:pPr>
+        <w:spacing w:after="20" w:before="0"/>
+      </w:pPr>
+      <w:r>
+        <w:rPr>
+          <w:b/>
+          <w:color w:val="1F3A5F"/>
+        </w:rPr>
+        <w:t xml:space="preserve">💎 PNC Pearl: </w:t>
+      </w:r>
+      <w:r>
+        <w:t>Neonate + fast breathing/irritability: complete assessment first.</w:t>
+      </w:r>
+    </w:p>
+    <w:p>
+      <w:pPr>
+        <w:spacing w:after="0" w:before="0"/>
+      </w:pPr>
+      <w:r>
+        <w:rPr>
+          <w:b/>
+          <w:i w:val="0"/>
+          <w:sz w:val="21"/>
+        </w:rPr>
+        <w:t>Positive Marks: 1    Negative Marks: 0.25</w:t>
+      </w:r>
+    </w:p>
+    <w:p>
+      <w:pPr>
+        <w:spacing w:before="280" w:after="40"/>
+      </w:pPr>
+      <w:r>
+        <w:rPr>
+          <w:b/>
+        </w:rPr>
+        <w:t xml:space="preserve">Question: </w:t>
+      </w:r>
+      <w:r>
+        <w:t>A 4-year-old child in the pediatric ward is receiving high-flow oxygen at 50% due to respiratory distress. The nurse is tasked with ensuring proper oxygen therapy management. What is the most appropriate method to provide humidification for this child? (Pediatrics)</w:t>
+      </w:r>
+    </w:p>
+    <w:p>
+      <w:pPr>
+        <w:spacing w:after="20" w:before="0"/>
+      </w:pPr>
+      <w:r>
+        <w:rPr>
+          <w:b w:val="0"/>
+          <w:i w:val="0"/>
+          <w:sz w:val="21"/>
+        </w:rPr>
+        <w:t>(a)  Use a dry oxygen delivery system</w:t>
+      </w:r>
+    </w:p>
+    <w:p>
+      <w:pPr>
+        <w:spacing w:after="20" w:before="0"/>
+      </w:pPr>
+      <w:r>
+        <w:rPr>
+          <w:b w:val="0"/>
+          <w:i w:val="0"/>
+          <w:sz w:val="21"/>
+        </w:rPr>
+        <w:t>(b)  Provide intermittent humidification with a heated humidifier</w:t>
+      </w:r>
+    </w:p>
+    <w:p>
+      <w:pPr>
+        <w:spacing w:after="20" w:before="0"/>
+      </w:pPr>
+      <w:r>
+        <w:rPr>
+          <w:b w:val="0"/>
+          <w:i w:val="0"/>
+          <w:sz w:val="21"/>
+        </w:rPr>
+        <w:t>(c)  Administer saline nebulization every hour</w:t>
+      </w:r>
+    </w:p>
+    <w:p>
+      <w:pPr>
+        <w:spacing w:after="20" w:before="0"/>
+      </w:pPr>
+      <w:r>
+        <w:rPr>
+          <w:b w:val="0"/>
+          <w:i w:val="0"/>
+          <w:sz w:val="21"/>
+        </w:rPr>
+        <w:t>(d)  Use a cold mist humidifier continuously</w:t>
+      </w:r>
+    </w:p>
+    <w:p>
+      <w:pPr>
+        <w:spacing w:after="80" w:before="0"/>
+      </w:pPr>
+      <w:r>
+        <w:rPr>
+          <w:b/>
+          <w:i w:val="0"/>
+          <w:sz w:val="22"/>
+        </w:rPr>
+        <w:t>Answer: b</w:t>
+      </w:r>
+    </w:p>
+    <w:p>
+      <w:pPr>
+        <w:spacing w:after="20"/>
+      </w:pPr>
+      <w:r>
+        <w:rPr>
+          <w:b/>
+        </w:rPr>
+        <w:t xml:space="preserve">Solution: </w:t>
+      </w:r>
+      <w:r>
+        <w:rPr>
+          <w:b/>
+          <w:color w:val="1E7B1E"/>
+        </w:rPr>
+        <w:t xml:space="preserve">✅ Correct Answer: </w:t>
+      </w:r>
+      <w:r>
+        <w:rPr>
+          <w:b/>
+          <w:color w:val="1E7B1E"/>
+        </w:rPr>
+        <w:t>b</w:t>
+      </w:r>
+    </w:p>
+    <w:p>
+      <w:pPr>
+        <w:spacing w:after="20" w:before="0"/>
+      </w:pPr>
+      <w:r>
+        <w:rPr>
+          <w:b/>
+        </w:rPr>
+        <w:t xml:space="preserve">🧠 Clinical Rationale: </w:t>
+      </w:r>
+      <w:r>
+        <w:t>For a child on HIGH-FLOW oxygen (especially &gt;4 L/min or via hood/nasal cannula), humidification with a HEATED HUMIDIFIER is essential to prevent drying of the respiratory mucosa and thick secretions. Intermittent (as-needed) heated humidification is appropriate; dry oxygen irritates the airways.</w:t>
+      </w:r>
+    </w:p>
+    <w:p>
+      <w:pPr>
+        <w:spacing w:after="20" w:before="0"/>
+      </w:pPr>
+      <w:r>
+        <w:rPr>
+          <w:b/>
+        </w:rPr>
+        <w:t xml:space="preserve">🔍 Key Clues: </w:t>
+      </w:r>
+      <w:r>
+        <w:t>High-flow O2 → humidify to prevent mucosal drying.</w:t>
+      </w:r>
+    </w:p>
+    <w:p>
+      <w:pPr>
+        <w:spacing w:after="20" w:before="0"/>
+      </w:pPr>
+      <w:r>
+        <w:rPr>
+          <w:b/>
+        </w:rPr>
+        <w:t xml:space="preserve">🚨 Priority Principle: </w:t>
+      </w:r>
+      <w:r>
+        <w:t>Recall the core fact precisely, then apply it to the clinical context.</w:t>
+      </w:r>
+    </w:p>
+    <w:p>
+      <w:pPr>
+        <w:spacing w:after="20" w:before="0"/>
+      </w:pPr>
+      <w:r>
+        <w:rPr>
+          <w:b/>
+        </w:rPr>
+        <w:t xml:space="preserve">❌ Why Not Other Options: </w:t>
+      </w:r>
+      <w:r>
+        <w:t>a — Dry O2 irritates mucosa and thickens secretions. | c — Hourly saline nebulization is not standard care. | d — Cold mist is less effective than heated humidification.</w:t>
+      </w:r>
+    </w:p>
+    <w:p>
+      <w:pPr>
+        <w:spacing w:after="20" w:before="0"/>
+      </w:pPr>
+      <w:r>
+        <w:rPr>
+          <w:b/>
+          <w:color w:val="B45F06"/>
+        </w:rPr>
+        <w:t xml:space="preserve">⚠️ Exam Trap: </w:t>
+      </w:r>
+      <w:r>
+        <w:t>High-flow oxygen MUST be humidified; cold mist is for croup, heated humidification for oxygen therapy.</w:t>
+      </w:r>
+    </w:p>
+    <w:p>
+      <w:pPr>
+        <w:spacing w:after="20" w:before="0"/>
+      </w:pPr>
+      <w:r>
+        <w:rPr>
+          <w:b/>
+        </w:rPr>
+        <w:t xml:space="preserve">🩺 Clinical Thinking: </w:t>
+      </w:r>
+      <w:r>
+        <w:t>Recall (the key fact) → Connect (related high-yield facts) → Apply (exam context).</w:t>
+      </w:r>
+    </w:p>
+    <w:p>
+      <w:pPr>
+        <w:spacing w:after="20" w:before="0"/>
+      </w:pPr>
+      <w:r>
+        <w:rPr>
+          <w:b/>
+          <w:color w:val="1F3A5F"/>
+        </w:rPr>
+        <w:t xml:space="preserve">💎 PNC Pearl: </w:t>
+      </w:r>
+      <w:r>
+        <w:t>High-flow O2: heated humidification.</w:t>
+      </w:r>
+    </w:p>
+    <w:p>
+      <w:pPr>
+        <w:spacing w:after="0" w:before="0"/>
+      </w:pPr>
+      <w:r>
+        <w:rPr>
+          <w:b/>
+          <w:i w:val="0"/>
+          <w:sz w:val="21"/>
+        </w:rPr>
+        <w:t>Positive Marks: 1    Negative Marks: 0.25</w:t>
+      </w:r>
+    </w:p>
+    <w:p>
+      <w:pPr>
+        <w:spacing w:before="280" w:after="40"/>
+      </w:pPr>
+      <w:r>
+        <w:rPr>
+          <w:b/>
+        </w:rPr>
+        <w:t xml:space="preserve">Question: </w:t>
+      </w:r>
+      <w:r>
+        <w:t>A 3-day-old neonate presents with jaundice, and the serum bilirubin level is 15 mg/dL. The pediatrician initiates phototherapy. Based on the expected bilirubin reduction rate of 1-2 mg/dL every 4-6 hours, what is the anticipated bilirubin level after 12 hours of effective phototherapy? (Pediatrics)</w:t>
+      </w:r>
+    </w:p>
+    <w:p>
+      <w:pPr>
+        <w:spacing w:after="20" w:before="0"/>
+      </w:pPr>
+      <w:r>
+        <w:rPr>
+          <w:b w:val="0"/>
+          <w:i w:val="0"/>
+          <w:sz w:val="21"/>
+        </w:rPr>
+        <w:t>(a)  12-13 mg/dL</w:t>
+      </w:r>
+    </w:p>
+    <w:p>
+      <w:pPr>
+        <w:spacing w:after="20" w:before="0"/>
+      </w:pPr>
+      <w:r>
+        <w:rPr>
+          <w:b w:val="0"/>
+          <w:i w:val="0"/>
+          <w:sz w:val="21"/>
+        </w:rPr>
+        <w:t>(b)  9-12 mg/dL</w:t>
+      </w:r>
+    </w:p>
+    <w:p>
+      <w:pPr>
+        <w:spacing w:after="20" w:before="0"/>
+      </w:pPr>
+      <w:r>
+        <w:rPr>
+          <w:b w:val="0"/>
+          <w:i w:val="0"/>
+          <w:sz w:val="21"/>
+        </w:rPr>
+        <w:t>(c)  13-14 mg/dL</w:t>
+      </w:r>
+    </w:p>
+    <w:p>
+      <w:pPr>
+        <w:spacing w:after="20" w:before="0"/>
+      </w:pPr>
+      <w:r>
+        <w:rPr>
+          <w:b w:val="0"/>
+          <w:i w:val="0"/>
+          <w:sz w:val="21"/>
+        </w:rPr>
+        <w:t>(d)  10-11 mg/dL</w:t>
+      </w:r>
+    </w:p>
+    <w:p>
+      <w:pPr>
+        <w:spacing w:after="80" w:before="0"/>
+      </w:pPr>
+      <w:r>
+        <w:rPr>
+          <w:b/>
+          <w:i w:val="0"/>
+          <w:sz w:val="22"/>
+        </w:rPr>
+        <w:t>Answer: b</w:t>
+      </w:r>
+    </w:p>
+    <w:p>
+      <w:pPr>
+        <w:spacing w:after="20"/>
+      </w:pPr>
+      <w:r>
+        <w:rPr>
+          <w:b/>
+        </w:rPr>
+        <w:t xml:space="preserve">Solution: </w:t>
+      </w:r>
+      <w:r>
+        <w:rPr>
+          <w:b/>
+          <w:color w:val="1E7B1E"/>
+        </w:rPr>
+        <w:t xml:space="preserve">✅ Correct Answer: </w:t>
+      </w:r>
+      <w:r>
+        <w:rPr>
+          <w:b/>
+          <w:color w:val="1E7B1E"/>
+        </w:rPr>
+        <w:t>b</w:t>
+      </w:r>
+    </w:p>
+    <w:p>
+      <w:pPr>
+        <w:spacing w:after="20" w:before="0"/>
+      </w:pPr>
+      <w:r>
+        <w:rPr>
+          <w:b/>
+        </w:rPr>
+        <w:t xml:space="preserve">🧠 Clinical Rationale: </w:t>
+      </w:r>
+      <w:r>
+        <w:t>At a reduction rate of 1-2 mg/dL every 4-6 hours, in 12 hours the bilirubin falls by roughly 3-6 mg/dL: 15 − 3 to 6 = 9 to 12 mg/dL. Expected reduction of ~1 mg/dL in the first 4-6 h of phototherapy and continued decline gives 9-12 mg/dL.</w:t>
+      </w:r>
+    </w:p>
+    <w:p>
+      <w:pPr>
+        <w:spacing w:after="20" w:before="0"/>
+      </w:pPr>
+      <w:r>
+        <w:rPr>
+          <w:b/>
+        </w:rPr>
+        <w:t xml:space="preserve">🔍 Key Clues: </w:t>
+      </w:r>
+      <w:r>
+        <w:t>15 mg/dL minus 3-6 mg/dL (12 h of 1-2 mg/dL per 4-6 h) = 9-12 mg/dL.</w:t>
+      </w:r>
+    </w:p>
+    <w:p>
+      <w:pPr>
+        <w:spacing w:after="20" w:before="0"/>
+      </w:pPr>
+      <w:r>
+        <w:rPr>
+          <w:b/>
+        </w:rPr>
+        <w:t xml:space="preserve">🚨 Priority Principle: </w:t>
+      </w:r>
+      <w:r>
+        <w:t>Mother-and-baby safety first — prevent complications before they occur and act promptly when they do.</w:t>
+      </w:r>
+    </w:p>
+    <w:p>
+      <w:pPr>
+        <w:spacing w:after="20" w:before="0"/>
+      </w:pPr>
+      <w:r>
+        <w:rPr>
+          <w:b/>
+        </w:rPr>
+        <w:t xml:space="preserve">❌ Why Not Other Options: </w:t>
+      </w:r>
+      <w:r>
+        <w:t>a — 12-13 = reduction of only 2-3 mg/dL (too slow). | c — 13-14 = almost no response. | d — 10-11 = possible only at the fastest 2 mg/dL/4 h rate consistently.</w:t>
+      </w:r>
+    </w:p>
+    <w:p>
+      <w:pPr>
+        <w:spacing w:after="20" w:before="0"/>
+      </w:pPr>
+      <w:r>
+        <w:rPr>
+          <w:b/>
+          <w:color w:val="B45F06"/>
+        </w:rPr>
+        <w:t xml:space="preserve">⚠️ Exam Trap: </w:t>
+      </w:r>
+      <w:r>
+        <w:t>Math check: 12 h ÷ 4-6 h per cycle = 2-3 cycles × 1-2 mg/dL = 3-6 mg/dL total drop.</w:t>
+      </w:r>
+    </w:p>
+    <w:p>
+      <w:pPr>
+        <w:spacing w:after="20" w:before="0"/>
+      </w:pPr>
+      <w:r>
+        <w:rPr>
+          <w:b/>
+        </w:rPr>
+        <w:t xml:space="preserve">🩺 Clinical Thinking: </w:t>
+      </w:r>
+      <w:r>
+        <w:t>Recall (the key fact) → Connect (related high-yield facts) → Apply (exam context).</w:t>
+      </w:r>
+    </w:p>
+    <w:p>
+      <w:pPr>
+        <w:spacing w:after="20" w:before="0"/>
+      </w:pPr>
+      <w:r>
+        <w:rPr>
+          <w:b/>
+          <w:color w:val="1F3A5F"/>
+        </w:rPr>
+        <w:t xml:space="preserve">💎 PNC Pearl: </w:t>
+      </w:r>
+      <w:r>
+        <w:t>Phototherapy: bilirubin drops ~1 mg/dL in first 4-6 h.</w:t>
+      </w:r>
+    </w:p>
+    <w:p>
+      <w:pPr>
+        <w:spacing w:after="0" w:before="0"/>
+      </w:pPr>
+      <w:r>
+        <w:rPr>
+          <w:b/>
+          <w:i w:val="0"/>
+          <w:sz w:val="21"/>
+        </w:rPr>
+        <w:t>Positive Marks: 1    Negative Marks: 0.25</w:t>
+      </w:r>
+    </w:p>
+    <w:p>
+      <w:pPr>
+        <w:spacing w:before="280" w:after="40"/>
+      </w:pPr>
+      <w:r>
+        <w:rPr>
+          <w:b/>
+        </w:rPr>
+        <w:t xml:space="preserve">Question: </w:t>
+      </w:r>
+      <w:r>
+        <w:t>A nurse is monitoring a preterm neonate in the NICU for signs of hypoxia. Which of the following clinical manifestations is a late sign of hypoxia in this patient? (Pediatrics)</w:t>
+      </w:r>
+    </w:p>
+    <w:p>
+      <w:pPr>
+        <w:spacing w:after="20" w:before="0"/>
+      </w:pPr>
+      <w:r>
+        <w:rPr>
+          <w:b w:val="0"/>
+          <w:i w:val="0"/>
+          <w:sz w:val="21"/>
+        </w:rPr>
+        <w:t>(a)  Tachypnea</w:t>
+      </w:r>
+    </w:p>
+    <w:p>
+      <w:pPr>
+        <w:spacing w:after="20" w:before="0"/>
+      </w:pPr>
+      <w:r>
+        <w:rPr>
+          <w:b w:val="0"/>
+          <w:i w:val="0"/>
+          <w:sz w:val="21"/>
+        </w:rPr>
+        <w:t>(b)  Nasal flaring</w:t>
+      </w:r>
+    </w:p>
+    <w:p>
+      <w:pPr>
+        <w:spacing w:after="20" w:before="0"/>
+      </w:pPr>
+      <w:r>
+        <w:rPr>
+          <w:b w:val="0"/>
+          <w:i w:val="0"/>
+          <w:sz w:val="21"/>
+        </w:rPr>
+        <w:t>(c)  Cyanosis</w:t>
+      </w:r>
+    </w:p>
+    <w:p>
+      <w:pPr>
+        <w:spacing w:after="20" w:before="0"/>
+      </w:pPr>
+      <w:r>
+        <w:rPr>
+          <w:b w:val="0"/>
+          <w:i w:val="0"/>
+          <w:sz w:val="21"/>
+        </w:rPr>
+        <w:t>(d)  Restlessness</w:t>
+      </w:r>
+    </w:p>
+    <w:p>
+      <w:pPr>
+        <w:spacing w:after="80" w:before="0"/>
+      </w:pPr>
+      <w:r>
+        <w:rPr>
+          <w:b/>
+          <w:i w:val="0"/>
+          <w:sz w:val="22"/>
+        </w:rPr>
+        <w:t>Answer: c</w:t>
+      </w:r>
+    </w:p>
+    <w:p>
+      <w:pPr>
+        <w:spacing w:after="20"/>
+      </w:pPr>
+      <w:r>
+        <w:rPr>
+          <w:b/>
+        </w:rPr>
+        <w:t xml:space="preserve">Solution: </w:t>
+      </w:r>
+      <w:r>
+        <w:rPr>
+          <w:b/>
+          <w:color w:val="1E7B1E"/>
+        </w:rPr>
+        <w:t xml:space="preserve">✅ Correct Answer: </w:t>
+      </w:r>
+      <w:r>
+        <w:rPr>
+          <w:b/>
+          <w:color w:val="1E7B1E"/>
+        </w:rPr>
+        <w:t>c</w:t>
+      </w:r>
+    </w:p>
+    <w:p>
+      <w:pPr>
+        <w:spacing w:after="20" w:before="0"/>
+      </w:pPr>
+      <w:r>
+        <w:rPr>
+          <w:b/>
+        </w:rPr>
+        <w:t xml:space="preserve">🧠 Clinical Rationale: </w:t>
+      </w:r>
+      <w:r>
+        <w:t>CYANOSIS is a LATE sign of hypoxia. Early compensatory signs — RESTLESSNESS, tachypnea, tachycardia, nasal flaring, grunting — appear first; cyanosis appears only when deoxygenated hemoglobin exceeds ~5 g/dL and the infant can no longer compensate.</w:t>
+      </w:r>
+    </w:p>
+    <w:p>
+      <w:pPr>
+        <w:spacing w:after="20" w:before="0"/>
+      </w:pPr>
+      <w:r>
+        <w:rPr>
+          <w:b/>
+        </w:rPr>
+        <w:t xml:space="preserve">🔍 Key Clues: </w:t>
+      </w:r>
+      <w:r>
+        <w:t>Late sign of hypoxia = cyanosis (early = restlessness, tachypnea).</w:t>
+      </w:r>
+    </w:p>
+    <w:p>
+      <w:pPr>
+        <w:spacing w:after="20" w:before="0"/>
+      </w:pPr>
+      <w:r>
+        <w:rPr>
+          <w:b/>
+        </w:rPr>
+        <w:t xml:space="preserve">🚨 Priority Principle: </w:t>
+      </w:r>
+      <w:r>
+        <w:t>Mother-and-baby safety first — prevent complications before they occur and act promptly when they do.</w:t>
+      </w:r>
+    </w:p>
+    <w:p>
+      <w:pPr>
+        <w:spacing w:after="20" w:before="0"/>
+      </w:pPr>
+      <w:r>
+        <w:rPr>
+          <w:b/>
+        </w:rPr>
+        <w:t xml:space="preserve">❌ Why Not Other Options: </w:t>
+      </w:r>
+      <w:r>
+        <w:t>a — Tachypnea is an early compensatory sign. | b — Nasal flaring is an early sign of respiratory distress. | d — Restlessness is the EARLIEST sign of hypoxia.</w:t>
+      </w:r>
+    </w:p>
+    <w:p>
+      <w:pPr>
+        <w:spacing w:after="20" w:before="0"/>
+      </w:pPr>
+      <w:r>
+        <w:rPr>
+          <w:b/>
+          <w:color w:val="B45F06"/>
+        </w:rPr>
+        <w:t xml:space="preserve">⚠️ Exam Trap: </w:t>
+      </w:r>
+      <w:r>
+        <w:t>Restlessness is the first sign of hypoxia; cyanosis is a late, ominous finding — never wait for it.</w:t>
+      </w:r>
+    </w:p>
+    <w:p>
+      <w:pPr>
+        <w:spacing w:after="20" w:before="0"/>
+      </w:pPr>
+      <w:r>
+        <w:rPr>
+          <w:b/>
+        </w:rPr>
+        <w:t xml:space="preserve">🩺 Clinical Thinking: </w:t>
+      </w:r>
+      <w:r>
+        <w:t>Recall (the key fact) → Connect (related high-yield facts) → Apply (exam context).</w:t>
+      </w:r>
+    </w:p>
+    <w:p>
+      <w:pPr>
+        <w:spacing w:after="20" w:before="0"/>
+      </w:pPr>
+      <w:r>
+        <w:rPr>
+          <w:b/>
+          <w:color w:val="1F3A5F"/>
+        </w:rPr>
+        <w:t xml:space="preserve">💎 PNC Pearl: </w:t>
+      </w:r>
+      <w:r>
+        <w:t>Cyanosis = late sign; restlessness = first sign.</w:t>
+      </w:r>
+    </w:p>
+    <w:p>
+      <w:pPr>
+        <w:spacing w:after="0" w:before="0"/>
+      </w:pPr>
+      <w:r>
+        <w:rPr>
+          <w:b/>
+          <w:i w:val="0"/>
+          <w:sz w:val="21"/>
+        </w:rPr>
+        <w:t>Positive Marks: 1    Negative Marks: 0.25</w:t>
+      </w:r>
+    </w:p>
+    <w:p>
+      <w:pPr>
+        <w:spacing w:before="280" w:after="40"/>
+      </w:pPr>
+      <w:r>
+        <w:rPr>
+          <w:b/>
+        </w:rPr>
+        <w:t xml:space="preserve">Question: </w:t>
+      </w:r>
+      <w:r>
+        <w:t>A nurse is providing discharge instructions to the parents of an infant with a jejunostomy who will be managed at home. Which of the following instructions should the nurse emphasize to ensure proper care of the jejunostomy site? (Pediatrics)</w:t>
+      </w:r>
+    </w:p>
+    <w:p>
+      <w:pPr>
+        <w:spacing w:after="20" w:before="0"/>
+      </w:pPr>
+      <w:r>
+        <w:rPr>
+          <w:b w:val="0"/>
+          <w:i w:val="0"/>
+          <w:sz w:val="21"/>
+        </w:rPr>
+        <w:t>(a)  Administer high-calorie formula orally to promote weight gain</w:t>
+      </w:r>
+    </w:p>
+    <w:p>
+      <w:pPr>
+        <w:spacing w:after="20" w:before="0"/>
+      </w:pPr>
+      <w:r>
+        <w:rPr>
+          <w:b w:val="0"/>
+          <w:i w:val="0"/>
+          <w:sz w:val="21"/>
+        </w:rPr>
+        <w:t>(b)  Monitor the jejunostomy site daily for signs of infection or leakage</w:t>
+      </w:r>
+    </w:p>
+    <w:p>
+      <w:pPr>
+        <w:spacing w:after="20" w:before="0"/>
+      </w:pPr>
+      <w:r>
+        <w:rPr>
+          <w:b w:val="0"/>
+          <w:i w:val="0"/>
+          <w:sz w:val="21"/>
+        </w:rPr>
+        <w:t>(c)  Clean the jejunostomy tube with alcohol-based solution twice daily</w:t>
+      </w:r>
+    </w:p>
+    <w:p>
+      <w:pPr>
+        <w:spacing w:after="20" w:before="0"/>
+      </w:pPr>
+      <w:r>
+        <w:rPr>
+          <w:b w:val="0"/>
+          <w:i w:val="0"/>
+          <w:sz w:val="21"/>
+        </w:rPr>
+        <w:t>(d)  Restrict fluid intake to prevent excessive output from the jejunostomy</w:t>
+      </w:r>
+    </w:p>
+    <w:p>
+      <w:pPr>
+        <w:spacing w:after="80" w:before="0"/>
+      </w:pPr>
+      <w:r>
+        <w:rPr>
+          <w:b/>
+          <w:i w:val="0"/>
+          <w:sz w:val="22"/>
+        </w:rPr>
+        <w:t>Answer: b</w:t>
+      </w:r>
+    </w:p>
+    <w:p>
+      <w:pPr>
+        <w:spacing w:after="20"/>
+      </w:pPr>
+      <w:r>
+        <w:rPr>
+          <w:b/>
+        </w:rPr>
+        <w:t xml:space="preserve">Solution: </w:t>
+      </w:r>
+      <w:r>
+        <w:rPr>
+          <w:b/>
+          <w:color w:val="1E7B1E"/>
+        </w:rPr>
+        <w:t xml:space="preserve">✅ Correct Answer: </w:t>
+      </w:r>
+      <w:r>
+        <w:rPr>
+          <w:b/>
+          <w:color w:val="1E7B1E"/>
+        </w:rPr>
+        <w:t>b</w:t>
+      </w:r>
+    </w:p>
+    <w:p>
+      <w:pPr>
+        <w:spacing w:after="20" w:before="0"/>
+      </w:pPr>
+      <w:r>
+        <w:rPr>
+          <w:b/>
+        </w:rPr>
+        <w:t xml:space="preserve">🧠 Clinical Rationale: </w:t>
+      </w:r>
+      <w:r>
+        <w:t>Home care of a jejunostomy centers on MONITORING THE SITE DAILY for SIGNS OF INFECTION OR LEAKAGE (redness, swelling, discharge, skin excoriation) plus proper skin care and feed administration. Alcohol-based cleaners irritate the stoma; fluids must NOT be restricted (high-output losses increase dehydration risk).</w:t>
+      </w:r>
+    </w:p>
+    <w:p>
+      <w:pPr>
+        <w:spacing w:after="20" w:before="0"/>
+      </w:pPr>
+      <w:r>
+        <w:rPr>
+          <w:b/>
+        </w:rPr>
+        <w:t xml:space="preserve">🔍 Key Clues: </w:t>
+      </w:r>
+      <w:r>
+        <w:t>Stoma home care: daily site monitoring for infection/leakage + skin protection.</w:t>
+      </w:r>
+    </w:p>
+    <w:p>
+      <w:pPr>
+        <w:spacing w:after="20" w:before="0"/>
+      </w:pPr>
+      <w:r>
+        <w:rPr>
+          <w:b/>
+        </w:rPr>
+        <w:t xml:space="preserve">🚨 Priority Principle: </w:t>
+      </w:r>
+      <w:r>
+        <w:t>Mother-and-baby safety first — prevent complications before they occur and act promptly when they do.</w:t>
+      </w:r>
+    </w:p>
+    <w:p>
+      <w:pPr>
+        <w:spacing w:after="20" w:before="0"/>
+      </w:pPr>
+      <w:r>
+        <w:rPr>
+          <w:b/>
+        </w:rPr>
+        <w:t xml:space="preserve">❌ Why Not Other Options: </w:t>
+      </w:r>
+      <w:r>
+        <w:t>a — Feeds go through the tube, not orally. | c — Alcohol irritates stoma skin; use mild soap/water. | d — Restricting fluids risks dehydration with high stoma output.</w:t>
+      </w:r>
+    </w:p>
+    <w:p>
+      <w:pPr>
+        <w:spacing w:after="20" w:before="0"/>
+      </w:pPr>
+      <w:r>
+        <w:rPr>
+          <w:b/>
+          <w:color w:val="B45F06"/>
+        </w:rPr>
+        <w:t xml:space="preserve">⚠️ Exam Trap: </w:t>
+      </w:r>
+      <w:r>
+        <w:t>Jejunostomy = high-output stoma — hydration and skin integrity are the priorities.</w:t>
+      </w:r>
+    </w:p>
+    <w:p>
+      <w:pPr>
+        <w:spacing w:after="20" w:before="0"/>
+      </w:pPr>
+      <w:r>
+        <w:rPr>
+          <w:b/>
+        </w:rPr>
+        <w:t xml:space="preserve">🩺 Clinical Thinking: </w:t>
+      </w:r>
+      <w:r>
+        <w:t>Recall (the key fact) → Connect (related high-yield facts) → Apply (exam context).</w:t>
+      </w:r>
+    </w:p>
+    <w:p>
+      <w:pPr>
+        <w:spacing w:after="20" w:before="0"/>
+      </w:pPr>
+      <w:r>
+        <w:rPr>
+          <w:b/>
+          <w:color w:val="1F3A5F"/>
+        </w:rPr>
+        <w:t xml:space="preserve">💎 PNC Pearl: </w:t>
+      </w:r>
+      <w:r>
+        <w:t>Jejunostomy care: daily site check + skin protection.</w:t>
       </w:r>
     </w:p>
     <w:p>
